--- a/arb/docx/55.content.docx
+++ b/arb/docx/55.content.docx
@@ -32,51 +32,16 @@
     </w:p>
     <w:p>
       <w:pPr>
-        <w:pStyle w:val="Heading2"/>
-        <w:bidi/>
-      </w:pPr>
-      <w:r>
-        <w:rPr>
-          <w:lang w:val="ar_AE" w:bidi="ar_AE"/>
-        </w:rPr>
-        <w:t>License Information</w:t>
-      </w:r>
-      <w:r>
-        <w:rPr>
-          <w:lang w:val="ar_AE" w:bidi="ar_AE"/>
-        </w:rPr>
-      </w:r>
-    </w:p>
-    <w:p>
-      <w:pPr>
-        <w:bidi/>
-      </w:pPr>
-      <w:r>
-        <w:rPr>
-          <w:lang w:val="ar_AE" w:bidi="ar_AE"/>
-        </w:rPr>
-      </w:r>
-      <w:r>
-        <w:rPr>
-          <w:b/>
-          <w:lang w:val="ar_AE" w:bidi="ar_AE"/>
-        </w:rPr>
-        <w:t>ملاحظات الترجمة (كلمة متكشفة)</w:t>
-      </w:r>
-      <w:r>
-        <w:rPr>
-          <w:lang w:val="ar_AE" w:bidi="ar_AE"/>
-        </w:rPr>
-        <w:t xml:space="preserve"> (Arabic) is based on</w:t>
-      </w:r>
-      <w:r>
-        <w:rPr>
-          <w:lang w:val="ar_AE" w:bidi="ar_AE"/>
-        </w:rPr>
-        <w:t xml:space="preserve">: </w:t>
-      </w:r>
-      <w:r>
-        <w:rPr>
+        <w:bidi/>
+      </w:pPr>
+      <w:r>
+        <w:rPr>
+          <w:lang w:val="ar_AE" w:bidi="ar_AE"/>
+        </w:rPr>
+      </w:r>
+      <w:r>
+        <w:rPr>
+          <w:b/>
           <w:lang w:val="ar_AE" w:bidi="ar_AE"/>
         </w:rPr>
         <w:t>unfoldingWord® Translation Notes</w:t>
@@ -85,64 +50,31 @@
         <w:rPr>
           <w:lang w:val="ar_AE" w:bidi="ar_AE"/>
         </w:rPr>
-        <w:t xml:space="preserve">, </w:t>
-      </w:r>
-      <w:hyperlink r:id="rId13">
-        <w:r>
-          <w:rPr>
-            <w:lang w:val="ar_AE" w:bidi="ar_AE"/>
-          </w:rPr>
-          <w:rPr>
-            <w:color w:val="0000EE"/>
-            <w:u w:val="single"/>
-          </w:rPr>
-          <w:t>unfoldingWord</w:t>
-        </w:r>
-      </w:hyperlink>
-      <w:r>
-        <w:rPr>
-          <w:lang w:val="ar_AE" w:bidi="ar_AE"/>
-        </w:rPr>
-        <w:t xml:space="preserve">, 2022, which is licensed under a </w:t>
-      </w:r>
-      <w:hyperlink r:id="rId14">
-        <w:r>
-          <w:rPr>
-            <w:lang w:val="ar_AE" w:bidi="ar_AE"/>
-          </w:rPr>
-          <w:rPr>
-            <w:color w:val="0000EE"/>
-            <w:u w:val="single"/>
-          </w:rPr>
-          <w:t>CC BY-SA 4.0 license</w:t>
-        </w:r>
-      </w:hyperlink>
-      <w:r>
-        <w:rPr>
-          <w:lang w:val="ar_AE" w:bidi="ar_AE"/>
-        </w:rPr>
-        <w:t>.</w:t>
-      </w:r>
-      <w:r>
-        <w:rPr>
-          <w:lang w:val="ar_AE" w:bidi="ar_AE"/>
-        </w:rPr>
-      </w:r>
-    </w:p>
-    <w:p>
-      <w:pPr>
-        <w:bidi/>
-      </w:pPr>
-      <w:r>
-        <w:rPr>
-          <w:lang w:val="ar_AE" w:bidi="ar_AE"/>
-        </w:rPr>
-      </w:r>
-      <w:r>
-        <w:rPr>
-          <w:lang w:val="ar_AE" w:bidi="ar_AE"/>
-        </w:rPr>
-        <w:t>This PDF version is provided under the same license.</w:t>
+        <w:t xml:space="preserve"> © 2022 unfoldingWord. Released under CC BY-SA 4.0 license. </w:t>
+      </w:r>
+      <w:r>
+        <w:rPr>
+          <w:lang w:val="ar_AE" w:bidi="ar_AE"/>
+        </w:rPr>
+        <w:t>unfoldingWord® Translation Notes</w:t>
+      </w:r>
+      <w:r>
+        <w:rPr>
+          <w:lang w:val="ar_AE" w:bidi="ar_AE"/>
+        </w:rPr>
+        <w:t xml:space="preserve"> has been adapted in the following languages: Tok Pisin, Arabic (عربي), French (Français), Hindi (हिंदी), Indonesian (Bahasa Indonesia), Portuguese (Português), Russian (Русский), Spanish (Español), Swahili (Kiswahili), and Simplified Chinese (简体中文) from </w:t>
+      </w:r>
+      <w:r>
+        <w:rPr>
+          <w:lang w:val="ar_AE" w:bidi="ar_AE"/>
+        </w:rPr>
+        <w:t>unfoldingWord® Translation Notes</w:t>
+      </w:r>
+      <w:r>
+        <w:rPr>
+          <w:lang w:val="ar_AE" w:bidi="ar_AE"/>
+        </w:rPr>
+        <w:t xml:space="preserve"> © 2022 unfoldingWord. Released under CC BY-SA 4.0 license by Mission Mutual</w:t>
       </w:r>
       <w:r>
         <w:rPr>
@@ -2854,7 +2786,7 @@
         </w:rPr>
         <w:t xml:space="preserve">، "ك"، و"نفسك" إلى تيموثاوس، وعليه فهي بصيغة المفرد. سنناقش ملاحظة الاستثناء الوحيد في </w:t>
       </w:r>
-      <w:hyperlink r:id="rId15">
+      <w:hyperlink r:id="rId13">
         <w:r>
           <w:rPr>
             <w:lang w:val="ar_AE" w:bidi="ar_AE"/>
@@ -4751,7 +4683,7 @@
         </w:rPr>
         <w:t xml:space="preserve"> إلى حقيقة إيمان تيموثاوس الصادق (انظر </w:t>
       </w:r>
-      <w:hyperlink r:id="rId16">
+      <w:hyperlink r:id="rId14">
         <w:r>
           <w:rPr>
             <w:lang w:val="ar_AE" w:bidi="ar_AE"/>
@@ -5487,7 +5419,7 @@
         </w:rPr>
         <w:t xml:space="preserve"> لتوضيح السبب الذي يدفع تيموثاوس إلى تنشيط موهبته (</w:t>
       </w:r>
-      <w:hyperlink r:id="rId17">
+      <w:hyperlink r:id="rId15">
         <w:r>
           <w:rPr>
             <w:lang w:val="ar_AE" w:bidi="ar_AE"/>
@@ -9450,7 +9382,7 @@
         </w:rPr>
         <w:t xml:space="preserve"> إلى حقيقة أن بولس عينه الله مبشرًا ورسولًا ومعلمًا (انظر </w:t>
       </w:r>
-      <w:hyperlink r:id="rId18">
+      <w:hyperlink r:id="rId16">
         <w:r>
           <w:rPr>
             <w:lang w:val="ar_AE" w:bidi="ar_AE"/>
@@ -9604,7 +9536,7 @@
         </w:rPr>
         <w:t xml:space="preserve"> التي عاناها، ولكن من سياق الرسالة، كان تيموثاوس سيعرف أنه يشير إلى معاناة سجنه (انظر </w:t>
       </w:r>
-      <w:hyperlink r:id="rId19">
+      <w:hyperlink r:id="rId17">
         <w:r>
           <w:rPr>
             <w:lang w:val="ar_AE" w:bidi="ar_AE"/>
@@ -13908,7 +13840,7 @@
         </w:rPr>
         <w:t xml:space="preserve">هنا، بولس يكرر طلبه إلى الله بمباركة أنيسيفورس. أعد صياغة العبارة بمثال يبرز مفهوم بركة الرحمة في ثقافتك. وتأمل ما ترجمته قبلًا في </w:t>
       </w:r>
-      <w:hyperlink r:id="rId20">
+      <w:hyperlink r:id="rId18">
         <w:r>
           <w:rPr>
             <w:lang w:val="ar_AE" w:bidi="ar_AE"/>
@@ -14606,7 +14538,7 @@
         </w:rPr>
         <w:t xml:space="preserve">: (1) استنتاجًا من مقطع </w:t>
       </w:r>
-      <w:hyperlink r:id="rId21">
+      <w:hyperlink r:id="rId19">
         <w:r>
           <w:rPr>
             <w:lang w:val="ar_AE" w:bidi="ar_AE"/>
@@ -16399,7 +16331,7 @@
         </w:rPr>
         <w:t xml:space="preserve">. وبما أن بولس طلب من تيموثاوس في </w:t>
       </w:r>
-      <w:hyperlink r:id="rId22">
+      <w:hyperlink r:id="rId20">
         <w:r>
           <w:rPr>
             <w:lang w:val="ar_AE" w:bidi="ar_AE"/>
@@ -16417,7 +16349,7 @@
         </w:rPr>
         <w:t xml:space="preserve"> أن يفكِّر مليًّا في الأمثلة التي قدَّمها في هذه الآية وفي </w:t>
       </w:r>
-      <w:hyperlink r:id="rId23">
+      <w:hyperlink r:id="rId21">
         <w:r>
           <w:rPr>
             <w:lang w:val="ar_AE" w:bidi="ar_AE"/>
@@ -17268,7 +17200,7 @@
         </w:rPr>
         <w:t xml:space="preserve">، أي كما يريد يسوع. وبما أن بولس طلب من تيموثاوس في </w:t>
       </w:r>
-      <w:hyperlink r:id="rId22">
+      <w:hyperlink r:id="rId20">
         <w:r>
           <w:rPr>
             <w:lang w:val="ar_AE" w:bidi="ar_AE"/>
@@ -17286,7 +17218,7 @@
         </w:rPr>
         <w:t xml:space="preserve"> أن يفكر مليًّا في الأمثلة التي قدَّمها في هذه الآية وفي </w:t>
       </w:r>
-      <w:hyperlink r:id="rId24">
+      <w:hyperlink r:id="rId22">
         <w:r>
           <w:rPr>
             <w:lang w:val="ar_AE" w:bidi="ar_AE"/>
@@ -17304,7 +17236,7 @@
         </w:rPr>
         <w:t xml:space="preserve"> و</w:t>
       </w:r>
-      <w:hyperlink r:id="rId25">
+      <w:hyperlink r:id="rId23">
         <w:r>
           <w:rPr>
             <w:lang w:val="ar_AE" w:bidi="ar_AE"/>
@@ -18267,7 +18199,7 @@
         </w:rPr>
         <w:t xml:space="preserve"> من ينال المكافآت إذا تعب واجتهد في خدمة يسوع. وبما أن بولس طلب من تيموثاوس في </w:t>
       </w:r>
-      <w:hyperlink r:id="rId22">
+      <w:hyperlink r:id="rId20">
         <w:r>
           <w:rPr>
             <w:lang w:val="ar_AE" w:bidi="ar_AE"/>
@@ -18285,7 +18217,7 @@
         </w:rPr>
         <w:t xml:space="preserve"> أن يفكِّر مليًّا في الأمثلة التي قدَّمها في هذه الآية وفي </w:t>
       </w:r>
-      <w:hyperlink r:id="rId26">
+      <w:hyperlink r:id="rId24">
         <w:r>
           <w:rPr>
             <w:lang w:val="ar_AE" w:bidi="ar_AE"/>
@@ -18737,7 +18669,7 @@
         </w:rPr>
         <w:t xml:space="preserve"> ما كتبه بولس عن الجنود والرياضيين والمزارعين (</w:t>
       </w:r>
-      <w:hyperlink r:id="rId27">
+      <w:hyperlink r:id="rId25">
         <w:r>
           <w:rPr>
             <w:lang w:val="ar_AE" w:bidi="ar_AE"/>
@@ -23782,7 +23714,7 @@
         </w:rPr>
         <w:t xml:space="preserve"> هنا إلى ما كتبه بولس سابقًا. يتضمن ذلك الكلمة الموثوقة في </w:t>
       </w:r>
-      <w:hyperlink r:id="rId28">
+      <w:hyperlink r:id="rId26">
         <w:r>
           <w:rPr>
             <w:lang w:val="ar_AE" w:bidi="ar_AE"/>
@@ -23800,7 +23732,7 @@
         </w:rPr>
         <w:t xml:space="preserve"> وربما أيضًا </w:t>
       </w:r>
-      <w:hyperlink r:id="rId29">
+      <w:hyperlink r:id="rId27">
         <w:r>
           <w:rPr>
             <w:lang w:val="ar_AE" w:bidi="ar_AE"/>
@@ -25594,7 +25526,7 @@
         </w:rPr>
         <w:t xml:space="preserve"> مقارنة بكيفية تعامله مع "كلمة الحق" (</w:t>
       </w:r>
-      <w:hyperlink r:id="rId30">
+      <w:hyperlink r:id="rId28">
         <w:r>
           <w:rPr>
             <w:lang w:val="ar_AE" w:bidi="ar_AE"/>
@@ -25936,7 +25868,7 @@
         </w:rPr>
         <w:t xml:space="preserve">. وعندما أشار بولس إلى "كَلِمَتُهُمْ" في </w:t>
       </w:r>
-      <w:hyperlink r:id="rId31">
+      <w:hyperlink r:id="rId29">
         <w:r>
           <w:rPr>
             <w:lang w:val="ar_AE" w:bidi="ar_AE"/>
@@ -26427,7 +26359,7 @@
         </w:rPr>
         <w:t xml:space="preserve">" التي ذكرها في </w:t>
       </w:r>
-      <w:hyperlink r:id="rId32">
+      <w:hyperlink r:id="rId30">
         <w:r>
           <w:rPr>
             <w:lang w:val="ar_AE" w:bidi="ar_AE"/>
@@ -28097,7 +28029,7 @@
         </w:rPr>
         <w:t xml:space="preserve">قدَّم بولس هنا اقتباسًا وملخصًا جاء كلاهما من العهد القديم. الاقتباس الأول مأخوذ من سفر العدد </w:t>
       </w:r>
-      <w:hyperlink r:id="rId33">
+      <w:hyperlink r:id="rId31">
         <w:r>
           <w:rPr>
             <w:lang w:val="ar_AE" w:bidi="ar_AE"/>
@@ -30032,7 +29964,7 @@
         </w:rPr>
         <w:t xml:space="preserve"> إلى: (1) ما ذكره بولس في </w:t>
       </w:r>
-      <w:hyperlink r:id="rId34">
+      <w:hyperlink r:id="rId32">
         <w:r>
           <w:rPr>
             <w:lang w:val="ar_AE" w:bidi="ar_AE"/>
@@ -30050,7 +29982,7 @@
         </w:rPr>
         <w:t xml:space="preserve"> بشأن ما يفعله المعلمون الكذبة وما يقولونه. يتركز الاهتمام هنا على الفجور والتعليم الكاذب. الترجمة البديلة: "من الفجور والتعليم الكاذب" أو "هذه الأمور الأثيمة" أو (2) أواني الهوان التي أشار إليها بولس في </w:t>
       </w:r>
-      <w:hyperlink r:id="rId35">
+      <w:hyperlink r:id="rId33">
         <w:r>
           <w:rPr>
             <w:lang w:val="ar_AE" w:bidi="ar_AE"/>
@@ -33329,7 +33261,7 @@
         </w:rPr>
         <w:t xml:space="preserve">هنا يتحدث بولس عن المجادلة والمشاجرة في المجماعة كما لو كانت خصومة. لك إعادة صياغة العباة للتوضيح مظهرًا الأسلوب البلاغي المشابه في </w:t>
       </w:r>
-      <w:hyperlink r:id="rId36">
+      <w:hyperlink r:id="rId34">
         <w:r>
           <w:rPr>
             <w:lang w:val="ar_AE" w:bidi="ar_AE"/>
@@ -33755,7 +33687,7 @@
         </w:rPr>
         <w:t>: (1) "عبد الرب" (</w:t>
       </w:r>
-      <w:hyperlink r:id="rId37">
+      <w:hyperlink r:id="rId35">
         <w:r>
           <w:rPr>
             <w:lang w:val="ar_AE" w:bidi="ar_AE"/>
@@ -35658,7 +35590,7 @@
         </w:rPr>
         <w:t xml:space="preserve"> على المؤمنين بسبب ما يفعله ويقوله الآخرون مما قد يضرهم أو يؤذيهم (انظر </w:t>
       </w:r>
-      <w:hyperlink r:id="rId38">
+      <w:hyperlink r:id="rId36">
         <w:r>
           <w:rPr>
             <w:lang w:val="ar_AE" w:bidi="ar_AE"/>
@@ -37565,7 +37497,7 @@
         </w:rPr>
         <w:t xml:space="preserve"> السببي لتوضيح السبب الذي يجعل تيموثاوس "يعرض عن هؤلاء" الأشخاص (انظر </w:t>
       </w:r>
-      <w:hyperlink r:id="rId39">
+      <w:hyperlink r:id="rId37">
         <w:r>
           <w:rPr>
             <w:lang w:val="ar_AE" w:bidi="ar_AE"/>
@@ -37719,7 +37651,7 @@
         </w:rPr>
         <w:t xml:space="preserve"> كاسم للإشارة إلى الأشخاص الذين وصفهم في الآيات السابقة. قد تستخدم لغتك الصفات بالطريقة نفسها. إذا لم يكن الأمر كذلك، يمكنك ترجمة هذه الكلمة بعبارة مكافئة. انظر كيف تمت ترجمة الكلمة "هؤلاء" في </w:t>
       </w:r>
-      <w:hyperlink r:id="rId39">
+      <w:hyperlink r:id="rId37">
         <w:r>
           <w:rPr>
             <w:lang w:val="ar_AE" w:bidi="ar_AE"/>
@@ -39285,7 +39217,7 @@
         </w:rPr>
         <w:t xml:space="preserve">من تنفيذ ما أمره به الله. يمكنك قراءة هذه القصة في </w:t>
       </w:r>
-      <w:hyperlink r:id="rId40">
+      <w:hyperlink r:id="rId38">
         <w:r>
           <w:rPr>
             <w:lang w:val="ar_AE" w:bidi="ar_AE"/>
@@ -39568,7 +39500,7 @@
         </w:rPr>
         <w:t xml:space="preserve">هنا، كما في </w:t>
       </w:r>
-      <w:hyperlink r:id="rId39">
+      <w:hyperlink r:id="rId37">
         <w:r>
           <w:rPr>
             <w:lang w:val="ar_AE" w:bidi="ar_AE"/>
@@ -40661,7 +40593,7 @@
         </w:rPr>
         <w:t xml:space="preserve"> تشير إلى ما سيقع على هؤلاء المعلمين الكذبة على النقيض مما يحاولون فعله، وهو مقاومة الحق (انظر </w:t>
       </w:r>
-      <w:hyperlink r:id="rId41">
+      <w:hyperlink r:id="rId39">
         <w:r>
           <w:rPr>
             <w:lang w:val="ar_AE" w:bidi="ar_AE"/>
@@ -41590,7 +41522,7 @@
         </w:rPr>
         <w:t xml:space="preserve">هنا يشير بولس إلى كيف فشل سحرة فرعون في مقاومة موسى. لم يتمكنوا من تقليد بعض المعجزات التي صنعها موسى (انظر </w:t>
       </w:r>
-      <w:hyperlink r:id="rId42">
+      <w:hyperlink r:id="rId40">
         <w:r>
           <w:rPr>
             <w:lang w:val="ar_AE" w:bidi="ar_AE"/>
@@ -41608,7 +41540,7 @@
         </w:rPr>
         <w:t xml:space="preserve">)، وتأثروا بمعجزات أخرى صنعها (انظر </w:t>
       </w:r>
-      <w:hyperlink r:id="rId43">
+      <w:hyperlink r:id="rId41">
         <w:r>
           <w:rPr>
             <w:lang w:val="ar_AE" w:bidi="ar_AE"/>
@@ -50315,7 +50247,7 @@
         </w:rPr>
         <w:t xml:space="preserve">. بينما كتب بولس أن المسيحيين يجب ألا يسكروا (انظر </w:t>
       </w:r>
-      <w:hyperlink r:id="rId44">
+      <w:hyperlink r:id="rId42">
         <w:r>
           <w:rPr>
             <w:lang w:val="ar_AE" w:bidi="ar_AE"/>
@@ -52986,7 +52918,7 @@
         </w:rPr>
         <w:t xml:space="preserve">يشير بولس هنا إلى اللحظة التي سيعود فيها الرب يسوع إلى هذا العالم، والتي ستشكل أيضًا نهاية الحاضر والوقت الذي سيقوم فيه الرب يسوع بدينونة الكل. كما راجع كيف شرحنا العبارة المشابهة في </w:t>
       </w:r>
-      <w:hyperlink r:id="rId45">
+      <w:hyperlink r:id="rId43">
         <w:r>
           <w:rPr>
             <w:lang w:val="ar_AE" w:bidi="ar_AE"/>
@@ -53425,7 +53357,7 @@
         </w:rPr>
         <w:t xml:space="preserve">. تأمل شرحنا لهذه العبارة في </w:t>
       </w:r>
-      <w:hyperlink r:id="rId46">
+      <w:hyperlink r:id="rId44">
         <w:r>
           <w:rPr>
             <w:lang w:val="ar_AE" w:bidi="ar_AE"/>
@@ -57444,7 +57376,7 @@
         </w:rPr>
         <w:t xml:space="preserve"> على عكس ما فعله بقية المؤمنين (انظر </w:t>
       </w:r>
-      <w:hyperlink r:id="rId47">
+      <w:hyperlink r:id="rId45">
         <w:r>
           <w:rPr>
             <w:lang w:val="ar_AE" w:bidi="ar_AE"/>
@@ -58896,7 +58828,7 @@
         </w:rPr>
         <w:t xml:space="preserve"> هو اسم شخص. انظر كيف تًرجم سلفًا في </w:t>
       </w:r>
-      <w:hyperlink r:id="rId20">
+      <w:hyperlink r:id="rId18">
         <w:r>
           <w:rPr>
             <w:lang w:val="ar_AE" w:bidi="ar_AE"/>

--- a/arb/docx/55.content.docx
+++ b/arb/docx/55.content.docx
@@ -152,13 +152,6 @@
         <w:rPr>
           <w:lang w:val="ar_AE" w:bidi="ar_AE"/>
         </w:rPr>
-      </w:r>
-      <w:r>
-        <w:rPr>
-          <w:i/>
-          <w:lang w:val="ar_AE" w:bidi="ar_AE"/>
-        </w:rPr>
-        <w:t>2 تيموثاوس 1: 1 (#1), 2 تيموثاوس 1: 1 (#2), 2 تيموثاوس 1: 1 (#3), ٢ تيموثاوس 1: 1 (#4), 2 تيموثاوس 1: 1 (#5), 2 تيموثاوس 1: 1 (#6), 2 تيموثاوس 1: 1 (#7), 2 تيموثاوس 2: 1 (#1), 2 تيموثاوس 1: 2 (#2), 2 تيموثاوس 1: 2 (#3), 2 تيموثاوس 1: 2 (#4), 2 تيموثاوس 1: 2 (#5), 2 تيموثاوس 1: 2 (#6), 2 تيموثاوس 1: 2 (#7), 2 تيموثاوس 1: 3 (#1), 2 تيموثاوس 1: 3 (#2), 2 تيموثاوس 1: 3 (#3), 2 تيموثاوس 1: 3 (#4), 2 تيموثاوس 1: 3 (#5), 2 تيموثاوس 1: 3 (#6), 2 تيموثاوس 1: 4 (#1), 2 تيموثاوس 1: 4 (#2), 2 تيموثاوس 1: 4 (#3), 2 تيموثاوس 1: 4 (#4), 2 تيموثاوس 1: 4 (#5), 2 تيموثاوس 1: 5 (#1), 2 تيموثاوس 1: 5 (#2), 2 تيموثاوس 1: 5 (#3), 2 تيموثاوس 1: 5 (#4), 2 تيموثاوس 1: 5 (#5), ٢ تيموثاوس ١: ٥ (#٦), 2 تيموثاوس 1: 5 (#7), 2 تيموثاوس 1: 6 (#1), 2 تيموثاوس 1: 6 (#2), 2 تيموثاوس 1: 6 (#3), 2 تيموثاوس 1: 6 (#4), 2تيموثاوس 1: 6 (#5), 2 تيموثاوس 1: 7 (#1), 2تيموثاوس 1: 7 (#2), 2 تيموثاوس 1: 7 (#3), 2 تيموثاوس 1: 7 (#4), 2 تيموثاوس 1: 8 (#1), 2 تيموثاوس 1: 8 (#2), 2 تيموثاوس 1: 8 (#3), 2 تيموثاوس 1: 8 (#5), 2 تيموثاوس 1: 8 (#5), 2 تيموثاوس 1: 8 (#6), 2 تيموثاوس 1: 8 (#7), 2 تيموثاوس 1: 9 (#1), 2 تيموثاوس 1: 9 (#2), 2 تيموثاوس 1: 9 (#3), 2 تيموثاوس 1: 9 (#4), 2تيموثاوس 1: 9 (#5), 2 تيموثاوس 1: 9 (#6), 2 تيموثاوس 1: 10 (#1), 2 تيموثاوس 1: 10 (#2), 2 تيموثاوس 1: 10 (#3), 2تيموثاوس 1: 10 (#4), 2 تيموثاوس 1: 10 (#5), 2 تيموثاوس 1: 10 (#6), 2 تيموثاوس 1: 10 (#7), 2 تيموثاوس 1: 11 (#1), 2 تيموثاوس 1: 11 (#2), 2 تيموثاوس 1: 11 (#3), 2 تيموثاوس 1: 11 (#4), 2 تيموثاوس 1: 12 (#1), 2 تيموثاوس 1: 12 (#2), 2 تيموثاوس 1: 12 (#3), 2 تيموثاوس 1: 12 (#4), 2 تيموثاوس 1: 12 (#5), 1 تيموثاوس 1: 12 (#6), 2تيموثاوس 1: 12 (#7), 2 تيموثاوس 1: 12 (#8), 2 تيموثاوس 1: 13 (#1), 2 تيموثاوس 1: 13 (#2), 2 تيموثاوس 1: 13 (#3), 2 تيموثاوس 1: 13 (#4), 2 تيموثاوس 1: 13 (#5), 2تيموثاوس 1: 13 (#6), 2 تيموثاوس 1: 14 (#1), ٢ تيموثاوس ١: ١٤ (#٢), 2 تيموثاوس 1: 14 (#3), 2 تيموثاوس 1: 15 (#1), 2 تيموثاوس 1: 15 (#2), 2 تيموثاوس 1: 15 (#3), 2 تيموثاوس 1: 15 (#4), 2 تيموثاوس 1: 15 (#5), ٢ تيموثاوس ١: ١٥ (#٦), 2 تيموثاوس 1: 16 (#1), 2 تيموثاوس 1: 16 (#2), ٢ تيموثاوس ١: ١٦ (#٣), 2 تيموثاوس 1: 16 (#4), 2 تيموثاوس 1: 16 (#5), 2 تيموثاوس 1: 17 (#1), 2 تيموثاوس 1: 17 (#2), 2 تيموثاوس 1: 18 (#1), 2 تيموثاوس 1: 18 (#2), 2 تيموثاوس 1: 18 (#3), 2 تيموثاوس 1: 18 (#4), 2 تيموثاوس 1: 18 (#5), 2 تيموثاوس 1: 18 (#6), 2 تيموثاوس 2: 1 (#1), 2 تيموثاوس 1: 2 (#2), 2 تيموثاوس 2: 1 (#3), 2 تيموثاوس 2: 1 (#4), 2 تيموثاوس 2: 1 (#5), 2تيموثاوس 2: 1 (#6), 2 تيموثاوس 2: 2 (#1), 2 تيموثاوس 2: 2 (#2), 2 تيموثاوس 2: 2 (#3), 2 تيموثاوس 2: 3 (#1), 2 تيموثاوس 2: 3 (#2), 2تيموثاوس 2: 3 (#3), 2تيموثاوس 2: 4 (#1), 2تيموثاوس 2: 4 (#2), 2 تيموثاوس 2: 4 (#3), 2 تيموثاوس 2: 4 (#4), ٢ تيموثاوس ٢: ٤ (#٥), 2 تيموثاوس 2: 5 (#1), 2تيموثاوس 2: 5 (#2), 2 تيموثاوس 2: 5 (#3), 2 تيموثاوس 2: 5 (#4), 2 تيموثاوس 2: 5 (#5), 2 تيموثاوس 2: 5 (#6), 2 تيموثاوس 2: 5 (#7), 2 تيموثاوس 2: 5 (#8), 2تيموثاوس 2: 6 (#1), 2 تيموثاوس 2: 6 (#2), 2 تيموثاوس 2: 6 (#3), 2 تيموثاوس 2: 7 (#1), 2 تيموثاوس 2: 7 (#2), 2 تيموثاوس 2: 7 (#3), 2 تيموثاوس 2: 8 (#1), 2 تيموثاوس 2: 8 (#2), 2 تيموثاوس 2: 8 (#3), 2 تيموثاوس 2: 8 (#4), 2 تيموثاوس 2: 8 (#5), 2 تيموثاوس 2: 8 (#6), 2 تيموثاوس 2: 8 (#7), 2 تيموثاوس 2: 9 (#1), 2 تيموثاوس 2: 9 (#2), 2تيموثاوس 2: 9 (#3), 2 تيموثاوس 2: 9 (#4), 2 تيموثاوس 2: 9 (#5), 2 تيموثاوس 2: 9 (#6), 2 تيموثاوس 2: 10 (#1), 2 تيموثاوس 2: 10 (#2), 2 تيموثاوس 2: 10 (#3), 2 تيموثاوس 2: 10 (#4), 2تيموثاوس 2: 10 (#5), 2 تيموثاوس 2: 10 (#6), 2 تيموثاوس 2: 10 (#7), 2 تيموثاوس 2: 11 (#1), 2 تيموثاوس 2: 11 (#1), 2 تيموثاوس 2: 11 (#2), 2 تيموثاوس 2: 11 (#3), 2 تيموثاوس 2: 11 (#4), 2 تيموثاوس 2: 11–13 (#1), 2 تيموثاوس 2: 12 (#1), 2 تيموثاوس 2: 12 (#2), 2 تيموثاوس 2: 12 (#3), 2 تيموثاوس 2: 13 (#1), 2تيموثاوس 2: 13 (#2), 2 تيموثاوس 2: 13 (#3), 2 تيموثاوس 2: 14 (#1), 2 تيموثاوس 2: 14 (#2), 2 تيموثاوس 2: 14 (#3), 2 تيموثاوس 2: 14 (#4), 2 تيموثاوس 2: 14 (#5), 2 تيموثاوس 2: 14 (#6), 2 تيموثاوس 2: 14 (#7), 2 تيموثاوس 2: 15 (#1), 2 تيموثاوس 2: 15 (#2), 2 تيموثاوس 2: 15 (#3), 2تيموثاوس 2: 15 (#4), 2 تيموثاوس 2: 15 (#5), 2 تيموثاوس 2: 15 (#6), 2 تيموثاوس 2: 15 (#7), 2 تيموثاوس 2: 16 (#1), 2 تيموثاوس 2: 16 (#2), 2تيموثاوس 2: 16 (#3), 2 تيموثاوس 2: 16 (#4), 2 تيموثاوس 2: 16 (#5), 2 تيموثاوس 2: 17 (#1), 2 تيموثاوس 2: 17 (#2), 2 تيموثاوس 2: 17 (#3), ٢ تيموثاوس ٢: ١٧ (#٤), 2 تيموثاوس 2: 18 (#1), 2 تيموثاوس 2: 18 (#2), 2 تيموثاوس 2: 18 (#3), 2 تيموثاوس 2: 18 (#4), 2 تيموثاوس 2: 18 (#5), 2تيموثاوس 2: 19 (#1), 2 تيموثاوس 2: 19 (#2), 2تيموثاوس 2: 19 (#3), 2 تيموثاوس 2: 19 (#4), 2 تيموثاوس 2: 19 (#5), 2 تيموثاوس 2: 19 (#6), 2 تيموثاوس 2: 19 (#7), 2 تيموثاوس 2: 19 (#8), 2 تيموثاوس 2: 19 (#9), 2 تيموثاوس 2: 20 (#1), 2تيموثاوس 2: 20 (#2), 2 تيموثاوس 2: 20 (#3), 2 تيموثاوس 2: 20 (#4), 2 تيموثاوس 2: 20 (#5), 2 تيموثاوس 2: 20 (#6), 2تيموثاوس 2: 21 (#1), 2 تيموثاوس 2: 21 (#2), 2 تيموثاوس 2: 21 (#3), 2 تيموثاوس 2: 21 (#4), 2 تيموثاوس 2: 21 (#5), 2 تيموثاوس 2: 21 (#6), 2 تيموثاوس 2: 22 (#1), 2 تيموثاوس 2: 22 (#2), 2 تيموثاوس 2: 22 (#3), 2تيموثاوس 2: 22 (#4), 2 تيموثاوس 2: 22 (#5), 2 تيموثاوس 2: 22 (#6), 2 تيموثاوس 2: 22 (#7), 2 تيموثاوس 2: 22 (#8), 2 تيموثاوس 2: 22 (#9), ٢ تيموثاوس ٢:٢٢ (#١٠), 2 تيموثاوس 2: 23 (#1), 2 تيموثاوس 2: 23 (#2), 2 تيموثاوس 2: 23 (#3), 2 تيموثاوس 2: 23 (#4), 2 تيموثاوس 2: 23 (#5), 2 تيموثاوس 2: 24 (#1), 2 تيموثاوس 2: 24 (#2), 2 تيموثاوس 2: 24 (#3), 2 تيموثاوس 2: 24 (#4), 2 تيموثاوس 2: 24 (#5), 2 تيموثاوس 2: 25 (#1), 2 تيموثاوس 2: 25 (#2), 2 تيموثاوس 2: 25 (#3), 2 تيموثاوس 2: 25 (#4), 2تيموثاوس 2: 26 (#1), 2 تيموثاوس 2: 26 (#2), 2 تيموثاوس 2: 26 (#3), 2تيموثاوس 2: 26 (#4), 2 تيموثاوس 2: 26 (#5), 2تيموثاوس 2: 26 (#6), 2 تيموثاوس 2: 26 (#7), 2 تيموثاوس 3: 1 (#1), 2 تيموثاوس 3: 1 (#2), 2 تيموثاوس 3: 1 (#3), 2 تيموثاوس 3: 1 (#4), 2 تيموثاوس 3: 2 (#1), 2 تيموثاوس 3: 2 (#2), 2 تيموثاوس 3: 2 (#3), 2 تيموثاوس 3: 2 (#4), 2 تيموثاوس 3: 3 (#1), 2 تيموثاوس 3: 4 (#1), 2 تيموثاوس 3: 4 (#2), 2 تيموثاوس 3: 5 (#1), 2 تيموثاوس 3: 5 (#2), 2 تيموثاوس 3: 5 (#3), 2 تيموثاوس 3: 5 (#4), 2 تيموثاوس 3: 5 (#5), 2 تيموثاوس 3: 5 (#6), 2 تيموثاوس 3: 6 (#1), 2 تيموثاوس 3: 6 (#2), 2 تيموثاوس 3: 6 (#3), 2 تيموثاوس 3: 6 (#4), 2 تيموثاوس 3: 6 (#5), 2 تيموثاوس 3: 6 (#6), 2 تيموثاوس 3: 6 (#7), 2 تيموثاوس 3: 6 (#8), 2 تيموثاوس 3: 6 (#9), 2 تيموثاوس 3: 7 (#1), 2 تيموثاوس 3: 7 (#2), 2 تيموثاوس 3: 7 (#3), 2تيموثاوس 3: 8 (#1), ٢ تيموثاوس ٣: ٨ (#٢), 2 تيموثاوس 3: 8 (#3), 2 تيموثاوس 3: 8 (#4), 2 تيموثاوس 3: 8 (#5), 2 تيموثاوس 3: 8 (#6), 2 تيموثاوس 3: 8 (#7), 2 تيموثاوس 3: 8 (#8), 2 تيموثاوس 3: 8 (#9), 2 تيموثاوس 3: 8 (#10), 2 تيموثاوس 3: 9 (#1), 2 تيموثاوس 3: 9 (#2), 2 تيموثاوس 3: 9 (#3), 2 تيموثاوس 3: 9 (#4), 2 تيموثاوس 3: 9 (#5), 2 تيموثاوس 3: 9 (#6), 2 تيموثاوس 3: 9 (#7), 2 تيموثاوس 3: 9 (#8), 2 تيموثاوس 3: 10 (#1), 2 تيموثاوس 3: 10 (#2), 2 تيموثاوس 3: 10–11 (#1), 2 تيموثاوس 3: 11 (#1), 2 تيموثاوس 3: 11 (#2), 2 تيموثاوس 3: 11 (#3), 2 تيموثاوس 3: 11 (#4), 2 تيموثاوس 3: 12 (#1), 2 تيموثاوس 3: 12 (#2), 2 تيموثاوس 3: 12 (#3), 2 تيموثاوس 3: 13 (#1), 2 تيموثاوس 3: 13 (#2), 2 تيموثاوس 3: 13 (#3), 2 تيموثاوس 3: 13 (#4), 2 تيموثاوس 3: 13 (#5), ٢ تيموثاوس ٣: ١٣ (#٦), 2 تيموثاوس 3: 13 (#7), 2 تيموثاوس 3: 14 (#1), 2 تيموثاوس 3: 14 (#2), 1 تيموثاوس 3: 14 (#3), 2 تيموثاوس 3: 14 (#4), 2 تيموثاوس 3: 14 (#5), 2 تيموثاوس 3: 15 (#1), 2 تيموثاوس 3: 15 (#2), 2تيموثاوس 3: 15 (#3), 2 تيموثاوس 3: 16 (#1), 2تيموثاوس 3: 16 (#2), 2 تيموثاوس 3: 16 (#3), 2 تيموثاوس 3: 16 (#4), 2 تيموثاوس 3: 16 (#5), 2 تيموثاوس 3: 17 (#1), 2 تيموثاوس 3: 17 (#2), 2 تيموثاوس 3: 17 (#3), 2 تيموثاوس 3: 17 (#4), 2 تيموثاوس 3: 17 (#5), 2 تيموثاوس 3: 17 (#6), 2تيموثاوس 4: 1 (#1), 2 تيموثاوس 4: 1 (#2), 2 تيموثاوس 4: 1 (#3), 2 تيموثاوس 4: 1 (#4), 2 تيموثاوس 4: 2 (#1), 2 تيموثاوس 4: 2 (#2), 2 تيموثاوس 4: 2 (#3), 2 تيموثاوس 4: 2 (#4), 2 تيموثاوس 4: 2 (#5), 2 تيموثاوس 4: 3 (#1), ٢ تيموثاوس ٤: ٣ (#٢), 2 تيموثاوس 4: 3 (#3), ٢ تيموثاوس ٤:٣ (#٤), 2 تيموثاوس 4: 3 (#5), 2 تيموثاوس 4: 3 (#6), 2 تيموثاوس 4: 3 (#7), 2تيموثاوس 4: 3 (#8), 2 تيموثاوس 4: 3 (#9), 2 تيموثاوس 4: 4 (#1), 2 تيموثاوس 4: 4 (#2), 2 تيموثاوس 4: 4 (#3), 2 تيموثاوس 4: 4 (#4), 2 تيموثاوس 4: 4 (#5), 2تيموثاوس 4: 4 (#6), 2 تيموثاوس 4: 5 (#1), 2 تيموثاوس 4: 5 (#2), ٢ تيموثاوس ٤: ٥ (#٣), 2 تيموثاوس 4: 5 (#4), 2 تيموثاوس 4: 5 (#5), 2 تيموثاوس 4: 5 (#6), 2 تيموثاوس 4: 6 (#1), 2تيموثاوس 4: 6 (#2), 2 تيموثاوس 4: 6 (#3), 2 تيموثاوس 4: 6 (#4), 2تيموثاوس 4: 7 (#1), 2 تيموثاوس 4: 7 (#2), 2تيموثاوس 4: 7 (#3), 2 تيموثاوس 4: 7 (#4), 2 تيموثاوس 4: 7 (#5), 2 تيموثاوس 4: 7 (#6), 2 تيموثاوس 4: 8 (#1), 2 تيموثاوس 4: 8 (#2), 2 تيموثاوس 4: 8 (#3), 2 تيموثاوس 4: 8 (#4), 2 تيموثاوس 4: 8 (#5), 2 تيموثاوس 4: 8 (#6), 2 تيموثاوس 4: 8 (#7), 2 تيموثاوس 4: 8 (#8), ٢ تيموثاوس ٤: ٩ (#١), 2 تيموثاوس 4: 9 (#2), 2 تيموثاوس 4: 10 (#1), ٢ تيموثاوس ٤: ١٠ (#٢), 2تيموثاوس 4: 10 (#3), 2 تيموثاوس 4: 10 (#4), 2 تيموثاوس 4: 10 (#5), 2 تيموثاوس 4: 10 (#6), 2 تيموثاوس 4: 11 (#1), 2 تيموثاوس 4: 11 (#2), 2 تيموثاوس 4: 12 (#1), 2تيموثاوس 4: 12 (#2), 2 تيموثاوس 4: 13 (#1), ٢ تيموثاوس ٤: ١٣ (#٢), 2 تيموثاوس 4: 13 (#3), 2 تيموثاوس 4: 13 (#4), 2 تيموثاوس 4: 13 (#5), 2 تيموثاوس 4: 14 (#1), ٢ تيموثاوس ٤: ١٤ (#٢), 2 تيموثاوس 4: 14 (#3), 2 تيموثاوس 4: 14 (#4), 2 تيموثاوس 4: 15 (#1), 2 تيموثاوس 4: 15 (#2), 2تيموثاوس 4: 16 (#1), 2تيموثاوس 4: 16 (#2), 2 تيموثاوس 4: 16 (#3), 2 تيموثاوس 4: 16 (#4), 2 تيموثاوس 4: 16 (#5), 2 تيموثاوس 4: 17 (#1), 2 تيموثاوس 4: 17 (#2), 2 تيموثاوس 4: 17 (#3), 2 تيموثاوس 4: 17 (#4), 2 تيموثاوس 4: 17 (#5), 2 تيموثاوس 4: 17 (#6), 2تيموثاوس 4: 17 (#7), 2 تيموثاوس 4: 17 (#8), 2 تيموثاوس 4: 18 (#1), 2 تيموثاوس 4: 18 (#2), 2 تيموثاوس 4: 19 (#1), 2 تيموثاوس 4: 19 (#2), ٢ تيموثاوس ٤: :٢٠ (#١), 2 تيموثاوس 4: 20 (#2), ٢ تيموثاوس ٤: ٢١ (#١), 2 تيموثاوس 4: 21 (#2), 2تيموثاوس 4: 21 (#3), 2 تيموثاوس 4: 21 (#4), 2 تيموثاوس 4: 21 (#5), ٢ تيموثاوس ٤: ٢١ (#٦), 2 تيموثاوس 4: 21 (#7), 2 تيموثاوس 4: 21 (#8), 2 تيموثاوس 4: 21 (#9), 2 تيموثاوس 4: 22 (#1), 2 تيموثاوس 4: 22 (#2), 2 تيموثاوس 4: 22 (#3), 2 تيموثاوس 4: 22 (#4), 2 تيموثاوس 4: 22 (#5), 2 تيموثاوس 4: 22 (#6), 2 تيموثاوس 4: 22 (#7)</w:t>
       </w:r>
       <w:r>
         <w:rPr>

--- a/arb/docx/55.content.docx
+++ b/arb/docx/55.content.docx
@@ -22,7 +22,7 @@
         <w:rPr>
           <w:lang w:val="ar_AE" w:bidi="ar_AE"/>
         </w:rPr>
-        <w:t>Resource: ملاحظات الترجمة (كلمة متكشفة)</w:t>
+        <w:t>Resource: unfoldingWord® Translation Notes</w:t>
       </w:r>
       <w:r>
         <w:rPr>
@@ -96,7 +96,7 @@
         <w:rPr>
           <w:lang w:val="ar_AE" w:bidi="ar_AE"/>
         </w:rPr>
-        <w:t>ملاحظات الترجمة (كلمة متكشفة)</w:t>
+        <w:t>unfoldingWord® Translation Notes</w:t>
       </w:r>
     </w:p>
     <w:p>
@@ -44335,14 +44335,26 @@
             <w:color w:val="0000EE"/>
             <w:u w:val="single"/>
           </w:rPr>
-          <w:t>5: 18</w:t>
+          <w:t>أفَسُس</w:t>
         </w:r>
       </w:hyperlink>
-      <w:r>
-        <w:rPr>
-          <w:lang w:val="ar_AE" w:bidi="ar_AE"/>
-        </w:rPr>
-        <w:t>)، هنا يعني في الأساس أن تيموثاوس يجب أن يتحكم في نفسه ويكون يقظًا. الترجمة البديلة: "تيقَّظ" أو "تعفف"</w:t>
+      <w:hyperlink r:id="rId42">
+        <w:r>
+          <w:rPr>
+            <w:lang w:val="ar_AE" w:bidi="ar_AE"/>
+          </w:rPr>
+          <w:rPr>
+            <w:color w:val="0000EE"/>
+            <w:u w:val="single"/>
+          </w:rPr>
+          <w:t xml:space="preserve"> </w:t>
+        </w:r>
+      </w:hyperlink>
+      <w:r>
+        <w:rPr>
+          <w:lang w:val="ar_AE" w:bidi="ar_AE"/>
+        </w:rPr>
+        <w:t>5: 18)، هنا يعني في الأساس أن تيموثاوس يجب أن يتحكم في نفسه ويكون يقظًا. الترجمة البديلة: "تيقَّظ" أو "تعفف"</w:t>
       </w:r>
     </w:p>
     <w:p>

--- a/arb/docx/55.content.docx
+++ b/arb/docx/55.content.docx
@@ -43295,7 +43295,7 @@
         <w:rPr>
           <w:lang w:val="ar_AE" w:bidi="ar_AE"/>
         </w:rPr>
-        <w:t>استخدم الرب يسوع كلمة الناس بمعنى عام يشمل كلًا من الرجال والنساء. الترجمة البديلة: "الرجال والنساء"</w:t>
+        <w:t>استخدم الرسول بولس كلمة الناس بمعنى عام يشمل كلًا من الرجال والنساء. الترجمة البديلة: "الرجال والنساء"</w:t>
       </w:r>
     </w:p>
     <w:p>

--- a/arb/docx/55.content.docx
+++ b/arb/docx/55.content.docx
@@ -13646,7 +13646,7 @@
           <w:b/>
           <w:lang w:val="ar_AE" w:bidi="ar_AE"/>
         </w:rPr>
-        <w:t>(δῴη αὐτῷ ὁ Κύριος, εὑρεῖν ἔλεος παρὰ Κυρίου ἐν ἐκείνῃ τῇ ἡμέρᾳ), καὶ ὅσα ἐν Ἐφέσῳ διηκόνησεν, βέλτιον σὺ γινώσκεις</w:t>
+        <w:t>δῴη αὐτῷ ὁ Κύριος, εὑρεῖν ἔλεος παρὰ Κυρίου ἐν ἐκείνῃ τῇ ἡμέρᾳ), καὶ ὅσα ἐν Ἐφέσῳ διηκόνησεν, βέλτιον σὺ γινώσκεις</w:t>
       </w:r>
     </w:p>
     <w:p>
@@ -22542,7 +22542,7 @@
           <w:b/>
           <w:lang w:val="ar_AE" w:bidi="ar_AE"/>
         </w:rPr>
-        <w:t>εἰ γὰρ συναπεθάνομεν, καὶ συνζήσομεν &amp; εἰ ὑπομένομεν, καὶ συνβασιλεύσομεν; εἰ ἀρνησόμεθα, κἀκεῖνος ἀρνήσεται ἡμᾶς &amp; εἰ ἀπιστοῦμεν, ἐκεῖνος πιστὸς μένει; ἀρνήσασθαι γὰρ ἑαυτὸν οὐ δύναται</w:t>
+        <w:t>εἰ γὰρ συναπεθάνομεν, καὶ συνζήσομεν; εἰ ὑπομένομεν, καὶ συνβασιλεύσομεν; εἰ ἀρνησόμεθα, κἀκεῖνος ἀρνήσεται ἡμᾶς; εἰ ἀπιστοῦμεν, ἐκεῖνος πιστὸς μένει; ἀρνήσασθαι γὰρ ἑαυτὸν οὐ δύναται</w:t>
       </w:r>
     </w:p>
     <w:p>
@@ -29051,7 +29051,7 @@
           <w:b/>
           <w:lang w:val="ar_AE" w:bidi="ar_AE"/>
         </w:rPr>
-        <w:t>ἐν μεγάλῃ &amp; οἰκίᾳ, οὐκ ἔστιν μόνον σκεύη χρυσᾶ καὶ ἀργυρᾶ, ἀλλὰ καὶ ξύλινα καὶ ὀστράκινα; καὶ ἃ μὲν εἰς τιμὴν, ἃ δὲ εἰς ἀτιμίαν</w:t>
+        <w:t>ἐν μεγάλῃ &amp; οἰκίᾳ, οὐκ ἔστιν μόνον σκεύη χρυσᾶ καὶ ἀργυρᾶ, ἀλλὰ καὶ ξύλινα καὶ ὀστράκινα; καὶ ἃ &amp; εἰς τιμὴν, ἃ δὲ εἰς ἀτιμίαν</w:t>
       </w:r>
     </w:p>
     <w:p>
@@ -29459,7 +29459,7 @@
           <w:b/>
           <w:lang w:val="ar_AE" w:bidi="ar_AE"/>
         </w:rPr>
-        <w:t>ἃ μὲν εἰς τιμὴν, ἃ δὲ εἰς ἀτιμίαν</w:t>
+        <w:t>ἃ &amp; εἰς τιμὴν, ἃ δὲ εἰς ἀτιμίαν</w:t>
       </w:r>
     </w:p>
     <w:p>
@@ -29582,7 +29582,7 @@
           <w:b/>
           <w:lang w:val="ar_AE" w:bidi="ar_AE"/>
         </w:rPr>
-        <w:t>ἃ μὲν εἰς τιμὴν, ἃ δὲ εἰς ἀτιμίαν</w:t>
+        <w:t>ἃ &amp; εἰς τιμὴν, ἃ δὲ εἰς ἀτιμίαν</w:t>
       </w:r>
     </w:p>
     <w:p>
@@ -41882,7 +41882,7 @@
           <w:b/>
           <w:lang w:val="ar_AE" w:bidi="ar_AE"/>
         </w:rPr>
-        <w:t>μου τῇ διδασκαλίᾳ, τῇ ἀγωγῇ, τῇ προθέσει, τῇ πίστει, τῇ μακροθυμίᾳ, τῇ ἀγάπῃ, τῇ ὑπομονῇ &amp; τοῖς διωγμοῖς, τοῖς παθήμασιν, οἷά</w:t>
+        <w:t>μου τῇ διδασκαλίᾳ, τῇ ἀγωγῇ, τῇ προθέσει, τῇ πίστει, τῇ μακροθυμίᾳ, τῇ ἀγάπῃ, τῇ ὑπομονῇ, τοῖς διωγμοῖς, τοῖς παθήμασιν, οἷά</w:t>
       </w:r>
     </w:p>
     <w:p>
@@ -49264,7 +49264,7 @@
           <w:b/>
           <w:lang w:val="ar_AE" w:bidi="ar_AE"/>
         </w:rPr>
-        <w:t>ἀπὸ μὲν τῆς ἀληθείας τὴν ἀκοὴν ἀποστρέψουσιν</w:t>
+        <w:t>ἀπὸ &amp; τῆς ἀληθείας τὴν ἀκοὴν ἀποστρέψουσιν</w:t>
       </w:r>
     </w:p>
     <w:p>

--- a/arb/docx/55.content.docx
+++ b/arb/docx/55.content.docx
@@ -2596,23 +2596,6 @@
           <w:b/>
           <w:lang w:val="ar_AE" w:bidi="ar_AE"/>
         </w:rPr>
-        <w:t>ὡς ἀδιάλειπτον ἔχω τὴν περὶ σοῦ μνείαν</w:t>
-      </w:r>
-    </w:p>
-    <w:p>
-      <w:pPr>
-        <w:bidi/>
-      </w:pPr>
-      <w:r>
-        <w:rPr>
-          <w:lang w:val="ar_AE" w:bidi="ar_AE"/>
-        </w:rPr>
-      </w:r>
-      <w:r>
-        <w:rPr>
-          <w:b/>
-          <w:lang w:val="ar_AE" w:bidi="ar_AE"/>
-        </w:rPr>
         <w:t>"</w:t>
       </w:r>
       <w:r>
@@ -2703,6 +2686,23 @@
         <w:rPr>
           <w:lang w:val="ar_AE" w:bidi="ar_AE"/>
         </w:rPr>
+      </w:r>
+    </w:p>
+    <w:p>
+      <w:pPr>
+        <w:bidi/>
+      </w:pPr>
+      <w:r>
+        <w:rPr>
+          <w:lang w:val="ar_AE" w:bidi="ar_AE"/>
+        </w:rPr>
+      </w:r>
+      <w:r>
+        <w:rPr>
+          <w:b/>
+          <w:lang w:val="ar_AE" w:bidi="ar_AE"/>
+        </w:rPr>
+        <w:t>σοῦ</w:t>
       </w:r>
     </w:p>
     <w:p>
@@ -3821,23 +3821,6 @@
           <w:b/>
           <w:lang w:val="ar_AE" w:bidi="ar_AE"/>
         </w:rPr>
-        <w:t>τῆς ἐν σοὶ ἀνυποκρίτου πίστεως, ἥτις ἐνῴκησεν πρῶτον</w:t>
-      </w:r>
-    </w:p>
-    <w:p>
-      <w:pPr>
-        <w:bidi/>
-      </w:pPr>
-      <w:r>
-        <w:rPr>
-          <w:lang w:val="ar_AE" w:bidi="ar_AE"/>
-        </w:rPr>
-      </w:r>
-      <w:r>
-        <w:rPr>
-          <w:b/>
-          <w:lang w:val="ar_AE" w:bidi="ar_AE"/>
-        </w:rPr>
         <w:t>"</w:t>
       </w:r>
       <w:r>
@@ -4339,23 +4322,6 @@
         <w:rPr>
           <w:lang w:val="ar_AE" w:bidi="ar_AE"/>
         </w:rPr>
-      </w:r>
-    </w:p>
-    <w:p>
-      <w:pPr>
-        <w:bidi/>
-      </w:pPr>
-      <w:r>
-        <w:rPr>
-          <w:lang w:val="ar_AE" w:bidi="ar_AE"/>
-        </w:rPr>
-      </w:r>
-      <w:r>
-        <w:rPr>
-          <w:b/>
-          <w:lang w:val="ar_AE" w:bidi="ar_AE"/>
-        </w:rPr>
-        <w:t>Λωΐδι &amp; Εὐνίκῃ</w:t>
       </w:r>
     </w:p>
     <w:p>
@@ -5651,23 +5617,6 @@
           <w:b/>
           <w:lang w:val="ar_AE" w:bidi="ar_AE"/>
         </w:rPr>
-        <w:t>δειλίας, ἀλλὰ δυνάμεως, καὶ ἀγάπης, καὶ σωφρονισμοῦ</w:t>
-      </w:r>
-    </w:p>
-    <w:p>
-      <w:pPr>
-        <w:bidi/>
-      </w:pPr>
-      <w:r>
-        <w:rPr>
-          <w:lang w:val="ar_AE" w:bidi="ar_AE"/>
-        </w:rPr>
-      </w:r>
-      <w:r>
-        <w:rPr>
-          <w:b/>
-          <w:lang w:val="ar_AE" w:bidi="ar_AE"/>
-        </w:rPr>
         <w:t>"</w:t>
       </w:r>
       <w:r>
@@ -6052,23 +6001,6 @@
           <w:b/>
           <w:lang w:val="ar_AE" w:bidi="ar_AE"/>
         </w:rPr>
-        <w:t>μὴ &amp; ἐπαισχυνθῇς τὸ μαρτύριον τοῦ Κυρίου ἡμῶν, μηδὲ ἐμὲ, τὸν δέσμιον αὐτοῦ</w:t>
-      </w:r>
-    </w:p>
-    <w:p>
-      <w:pPr>
-        <w:bidi/>
-      </w:pPr>
-      <w:r>
-        <w:rPr>
-          <w:lang w:val="ar_AE" w:bidi="ar_AE"/>
-        </w:rPr>
-      </w:r>
-      <w:r>
-        <w:rPr>
-          <w:b/>
-          <w:lang w:val="ar_AE" w:bidi="ar_AE"/>
-        </w:rPr>
         <w:t>"</w:t>
       </w:r>
       <w:r>
@@ -7001,23 +6933,6 @@
         <w:rPr>
           <w:lang w:val="ar_AE" w:bidi="ar_AE"/>
         </w:rPr>
-      </w:r>
-    </w:p>
-    <w:p>
-      <w:pPr>
-        <w:bidi/>
-      </w:pPr>
-      <w:r>
-        <w:rPr>
-          <w:lang w:val="ar_AE" w:bidi="ar_AE"/>
-        </w:rPr>
-      </w:r>
-      <w:r>
-        <w:rPr>
-          <w:b/>
-          <w:lang w:val="ar_AE" w:bidi="ar_AE"/>
-        </w:rPr>
-        <w:t>οὐ κατὰ τὰ ἔργα ἡμῶν, ἀλλὰ κατὰ ἰδίαν πρόθεσιν καὶ χάριν, τὴν δοθεῖσαν ἡμῖν</w:t>
       </w:r>
     </w:p>
     <w:p>
@@ -10875,23 +10790,6 @@
           <w:b/>
           <w:lang w:val="ar_AE" w:bidi="ar_AE"/>
         </w:rPr>
-        <w:t>ἐν πίστει καὶ ἀγάπῃ τῇ ἐν Χριστῷ Ἰησοῦ</w:t>
-      </w:r>
-    </w:p>
-    <w:p>
-      <w:pPr>
-        <w:bidi/>
-      </w:pPr>
-      <w:r>
-        <w:rPr>
-          <w:lang w:val="ar_AE" w:bidi="ar_AE"/>
-        </w:rPr>
-      </w:r>
-      <w:r>
-        <w:rPr>
-          <w:b/>
-          <w:lang w:val="ar_AE" w:bidi="ar_AE"/>
-        </w:rPr>
         <w:t>"</w:t>
       </w:r>
       <w:r>
@@ -11588,23 +11486,6 @@
           <w:b/>
           <w:lang w:val="ar_AE" w:bidi="ar_AE"/>
         </w:rPr>
-        <w:t>διὰ Πνεύματος Ἁγίου</w:t>
-      </w:r>
-    </w:p>
-    <w:p>
-      <w:pPr>
-        <w:bidi/>
-      </w:pPr>
-      <w:r>
-        <w:rPr>
-          <w:lang w:val="ar_AE" w:bidi="ar_AE"/>
-        </w:rPr>
-      </w:r>
-      <w:r>
-        <w:rPr>
-          <w:b/>
-          <w:lang w:val="ar_AE" w:bidi="ar_AE"/>
-        </w:rPr>
         <w:t xml:space="preserve">"بِٱلرُّوحِ </w:t>
       </w:r>
       <w:r>
@@ -12531,23 +12412,6 @@
           <w:b/>
           <w:lang w:val="ar_AE" w:bidi="ar_AE"/>
         </w:rPr>
-        <w:t>Φύγελος &amp; Ἑρμογένης</w:t>
-      </w:r>
-    </w:p>
-    <w:p>
-      <w:pPr>
-        <w:bidi/>
-      </w:pPr>
-      <w:r>
-        <w:rPr>
-          <w:lang w:val="ar_AE" w:bidi="ar_AE"/>
-        </w:rPr>
-      </w:r>
-      <w:r>
-        <w:rPr>
-          <w:b/>
-          <w:lang w:val="ar_AE" w:bidi="ar_AE"/>
-        </w:rPr>
         <w:t>"</w:t>
       </w:r>
       <w:r>
@@ -12701,23 +12565,6 @@
           <w:b/>
           <w:lang w:val="ar_AE" w:bidi="ar_AE"/>
         </w:rPr>
-        <w:t>δῴη ἔλεος ὁ Κύριος τῷ Ὀνησιφόρου οἴκῳ</w:t>
-      </w:r>
-    </w:p>
-    <w:p>
-      <w:pPr>
-        <w:bidi/>
-      </w:pPr>
-      <w:r>
-        <w:rPr>
-          <w:lang w:val="ar_AE" w:bidi="ar_AE"/>
-        </w:rPr>
-      </w:r>
-      <w:r>
-        <w:rPr>
-          <w:b/>
-          <w:lang w:val="ar_AE" w:bidi="ar_AE"/>
-        </w:rPr>
         <w:t>"</w:t>
       </w:r>
       <w:r>
@@ -12973,23 +12820,6 @@
           <w:b/>
           <w:lang w:val="ar_AE" w:bidi="ar_AE"/>
         </w:rPr>
-        <w:t>Ὀνησιφόρου</w:t>
-      </w:r>
-    </w:p>
-    <w:p>
-      <w:pPr>
-        <w:bidi/>
-      </w:pPr>
-      <w:r>
-        <w:rPr>
-          <w:lang w:val="ar_AE" w:bidi="ar_AE"/>
-        </w:rPr>
-      </w:r>
-      <w:r>
-        <w:rPr>
-          <w:b/>
-          <w:lang w:val="ar_AE" w:bidi="ar_AE"/>
-        </w:rPr>
         <w:t>"</w:t>
       </w:r>
       <w:r>
@@ -13646,23 +13476,6 @@
           <w:b/>
           <w:lang w:val="ar_AE" w:bidi="ar_AE"/>
         </w:rPr>
-        <w:t>δῴη αὐτῷ ὁ Κύριος, εὑρεῖν ἔλεος παρὰ Κυρίου ἐν ἐκείνῃ τῇ ἡμέρᾳ), καὶ ὅσα ἐν Ἐφέσῳ διηκόνησεν, βέλτιον σὺ γινώσκεις</w:t>
-      </w:r>
-    </w:p>
-    <w:p>
-      <w:pPr>
-        <w:bidi/>
-      </w:pPr>
-      <w:r>
-        <w:rPr>
-          <w:lang w:val="ar_AE" w:bidi="ar_AE"/>
-        </w:rPr>
-      </w:r>
-      <w:r>
-        <w:rPr>
-          <w:b/>
-          <w:lang w:val="ar_AE" w:bidi="ar_AE"/>
-        </w:rPr>
         <w:t>"</w:t>
       </w:r>
       <w:r>
@@ -13753,23 +13566,6 @@
         <w:rPr>
           <w:lang w:val="ar_AE" w:bidi="ar_AE"/>
         </w:rPr>
-      </w:r>
-    </w:p>
-    <w:p>
-      <w:pPr>
-        <w:bidi/>
-      </w:pPr>
-      <w:r>
-        <w:rPr>
-          <w:lang w:val="ar_AE" w:bidi="ar_AE"/>
-        </w:rPr>
-      </w:r>
-      <w:r>
-        <w:rPr>
-          <w:b/>
-          <w:lang w:val="ar_AE" w:bidi="ar_AE"/>
-        </w:rPr>
-        <w:t>δῴη αὐτῷ ὁ Κύριος, εὑρεῖν ἔλεος παρὰ Κυρίου</w:t>
       </w:r>
     </w:p>
     <w:p>
@@ -14867,23 +14663,6 @@
           <w:b/>
           <w:lang w:val="ar_AE" w:bidi="ar_AE"/>
         </w:rPr>
-        <w:t>ἐν τῇ χάριτι τῇ ἐν Χριστῷ Ἰησοῦ</w:t>
-      </w:r>
-    </w:p>
-    <w:p>
-      <w:pPr>
-        <w:bidi/>
-      </w:pPr>
-      <w:r>
-        <w:rPr>
-          <w:lang w:val="ar_AE" w:bidi="ar_AE"/>
-        </w:rPr>
-      </w:r>
-      <w:r>
-        <w:rPr>
-          <w:b/>
-          <w:lang w:val="ar_AE" w:bidi="ar_AE"/>
-        </w:rPr>
         <w:t>"</w:t>
       </w:r>
       <w:r>
@@ -16827,23 +16606,6 @@
           <w:b/>
           <w:lang w:val="ar_AE" w:bidi="ar_AE"/>
         </w:rPr>
-        <w:t>τῷ στρατολογήσαντι</w:t>
-      </w:r>
-    </w:p>
-    <w:p>
-      <w:pPr>
-        <w:bidi/>
-      </w:pPr>
-      <w:r>
-        <w:rPr>
-          <w:lang w:val="ar_AE" w:bidi="ar_AE"/>
-        </w:rPr>
-      </w:r>
-      <w:r>
-        <w:rPr>
-          <w:b/>
-          <w:lang w:val="ar_AE" w:bidi="ar_AE"/>
-        </w:rPr>
         <w:t>"</w:t>
       </w:r>
       <w:r>
@@ -17306,23 +17068,6 @@
           <w:b/>
           <w:lang w:val="ar_AE" w:bidi="ar_AE"/>
         </w:rPr>
-        <w:t>ἐὰν &amp; ἀθλῇ τις, οὐ στεφανοῦται, ἐὰν μὴ νομίμως ἀθλήσῃ</w:t>
-      </w:r>
-    </w:p>
-    <w:p>
-      <w:pPr>
-        <w:bidi/>
-      </w:pPr>
-      <w:r>
-        <w:rPr>
-          <w:lang w:val="ar_AE" w:bidi="ar_AE"/>
-        </w:rPr>
-      </w:r>
-      <w:r>
-        <w:rPr>
-          <w:b/>
-          <w:lang w:val="ar_AE" w:bidi="ar_AE"/>
-        </w:rPr>
         <w:t>"</w:t>
       </w:r>
       <w:r>
@@ -17562,23 +17307,6 @@
         <w:rPr>
           <w:lang w:val="ar_AE" w:bidi="ar_AE"/>
         </w:rPr>
-      </w:r>
-    </w:p>
-    <w:p>
-      <w:pPr>
-        <w:bidi/>
-      </w:pPr>
-      <w:r>
-        <w:rPr>
-          <w:lang w:val="ar_AE" w:bidi="ar_AE"/>
-        </w:rPr>
-      </w:r>
-      <w:r>
-        <w:rPr>
-          <w:b/>
-          <w:lang w:val="ar_AE" w:bidi="ar_AE"/>
-        </w:rPr>
-        <w:t>οὐ στεφανοῦται, ἐὰν μὴ νομίμως ἀθλήσῃ</w:t>
       </w:r>
     </w:p>
     <w:p>
@@ -19173,23 +18901,6 @@
           <w:b/>
           <w:lang w:val="ar_AE" w:bidi="ar_AE"/>
         </w:rPr>
-        <w:t>ἐγηγερμένον ἐκ νεκρῶν, ἐκ σπέρματος Δαυείδ</w:t>
-      </w:r>
-    </w:p>
-    <w:p>
-      <w:pPr>
-        <w:bidi/>
-      </w:pPr>
-      <w:r>
-        <w:rPr>
-          <w:lang w:val="ar_AE" w:bidi="ar_AE"/>
-        </w:rPr>
-      </w:r>
-      <w:r>
-        <w:rPr>
-          <w:b/>
-          <w:lang w:val="ar_AE" w:bidi="ar_AE"/>
-        </w:rPr>
         <w:t>"</w:t>
       </w:r>
       <w:r>
@@ -21264,23 +20975,6 @@
           <w:b/>
           <w:lang w:val="ar_AE" w:bidi="ar_AE"/>
         </w:rPr>
-        <w:t>καὶ αὐτοὶ σωτηρίας τύχωσιν τῆς ἐν Χριστῷ Ἰησοῦ</w:t>
-      </w:r>
-    </w:p>
-    <w:p>
-      <w:pPr>
-        <w:bidi/>
-      </w:pPr>
-      <w:r>
-        <w:rPr>
-          <w:lang w:val="ar_AE" w:bidi="ar_AE"/>
-        </w:rPr>
-      </w:r>
-      <w:r>
-        <w:rPr>
-          <w:b/>
-          <w:lang w:val="ar_AE" w:bidi="ar_AE"/>
-        </w:rPr>
         <w:t>"</w:t>
       </w:r>
       <w:r>
@@ -22526,23 +22220,6 @@
         <w:rPr>
           <w:lang w:val="ar_AE" w:bidi="ar_AE"/>
         </w:rPr>
-      </w:r>
-    </w:p>
-    <w:p>
-      <w:pPr>
-        <w:bidi/>
-      </w:pPr>
-      <w:r>
-        <w:rPr>
-          <w:lang w:val="ar_AE" w:bidi="ar_AE"/>
-        </w:rPr>
-      </w:r>
-      <w:r>
-        <w:rPr>
-          <w:b/>
-          <w:lang w:val="ar_AE" w:bidi="ar_AE"/>
-        </w:rPr>
-        <w:t>εἰ γὰρ συναπεθάνομεν, καὶ συνζήσομεν; εἰ ὑπομένομεν, καὶ συνβασιλεύσομεν; εἰ ἀρνησόμεθα, κἀκεῖνος ἀρνήσεται ἡμᾶς; εἰ ἀπιστοῦμεν, ἐκεῖνος πιστὸς μένει; ἀρνήσασθαι γὰρ ἑαυτὸν οὐ δύναται</w:t>
       </w:r>
     </w:p>
     <w:p>
@@ -24180,23 +23857,6 @@
           <w:b/>
           <w:lang w:val="ar_AE" w:bidi="ar_AE"/>
         </w:rPr>
-        <w:t>ἐπὶ καταστροφῇ τῶν ἀκουόντων</w:t>
-      </w:r>
-    </w:p>
-    <w:p>
-      <w:pPr>
-        <w:bidi/>
-      </w:pPr>
-      <w:r>
-        <w:rPr>
-          <w:lang w:val="ar_AE" w:bidi="ar_AE"/>
-        </w:rPr>
-      </w:r>
-      <w:r>
-        <w:rPr>
-          <w:b/>
-          <w:lang w:val="ar_AE" w:bidi="ar_AE"/>
-        </w:rPr>
         <w:t>"</w:t>
       </w:r>
       <w:r>
@@ -26752,23 +26412,6 @@
           <w:b/>
           <w:lang w:val="ar_AE" w:bidi="ar_AE"/>
         </w:rPr>
-        <w:t>Ὑμέναιος, καὶ Φίλητος</w:t>
-      </w:r>
-    </w:p>
-    <w:p>
-      <w:pPr>
-        <w:bidi/>
-      </w:pPr>
-      <w:r>
-        <w:rPr>
-          <w:lang w:val="ar_AE" w:bidi="ar_AE"/>
-        </w:rPr>
-      </w:r>
-      <w:r>
-        <w:rPr>
-          <w:b/>
-          <w:lang w:val="ar_AE" w:bidi="ar_AE"/>
-        </w:rPr>
         <w:t>"</w:t>
       </w:r>
       <w:r>
@@ -27180,23 +26823,6 @@
           <w:b/>
           <w:lang w:val="ar_AE" w:bidi="ar_AE"/>
         </w:rPr>
-        <w:t>ἀνάστασιν ἤδη γεγονέναι</w:t>
-      </w:r>
-    </w:p>
-    <w:p>
-      <w:pPr>
-        <w:bidi/>
-      </w:pPr>
-      <w:r>
-        <w:rPr>
-          <w:lang w:val="ar_AE" w:bidi="ar_AE"/>
-        </w:rPr>
-      </w:r>
-      <w:r>
-        <w:rPr>
-          <w:b/>
-          <w:lang w:val="ar_AE" w:bidi="ar_AE"/>
-        </w:rPr>
         <w:t>"</w:t>
       </w:r>
       <w:r>
@@ -27935,23 +27561,6 @@
         <w:rPr>
           <w:lang w:val="ar_AE" w:bidi="ar_AE"/>
         </w:rPr>
-      </w:r>
-    </w:p>
-    <w:p>
-      <w:pPr>
-        <w:bidi/>
-      </w:pPr>
-      <w:r>
-        <w:rPr>
-          <w:lang w:val="ar_AE" w:bidi="ar_AE"/>
-        </w:rPr>
-      </w:r>
-      <w:r>
-        <w:rPr>
-          <w:b/>
-          <w:lang w:val="ar_AE" w:bidi="ar_AE"/>
-        </w:rPr>
-        <w:t>ἔγνω Κύριος τοὺς ὄντας αὐτοῦ, καί, ἀποστήτω ἀπὸ ἀδικίας πᾶς ὁ ὀνομάζων τὸ ὄνομα Κυρίου</w:t>
       </w:r>
     </w:p>
     <w:p>
@@ -28507,23 +28116,6 @@
           <w:b/>
           <w:lang w:val="ar_AE" w:bidi="ar_AE"/>
         </w:rPr>
-        <w:t>ἀποστήτω &amp; πᾶς ὁ ὀνομάζων τὸ ὄνομα Κυρίου</w:t>
-      </w:r>
-    </w:p>
-    <w:p>
-      <w:pPr>
-        <w:bidi/>
-      </w:pPr>
-      <w:r>
-        <w:rPr>
-          <w:lang w:val="ar_AE" w:bidi="ar_AE"/>
-        </w:rPr>
-      </w:r>
-      <w:r>
-        <w:rPr>
-          <w:b/>
-          <w:lang w:val="ar_AE" w:bidi="ar_AE"/>
-        </w:rPr>
         <w:t>"</w:t>
       </w:r>
       <w:r>
@@ -29051,23 +28643,6 @@
           <w:b/>
           <w:lang w:val="ar_AE" w:bidi="ar_AE"/>
         </w:rPr>
-        <w:t>ἐν μεγάλῃ &amp; οἰκίᾳ, οὐκ ἔστιν μόνον σκεύη χρυσᾶ καὶ ἀργυρᾶ, ἀλλὰ καὶ ξύλινα καὶ ὀστράκινα; καὶ ἃ &amp; εἰς τιμὴν, ἃ δὲ εἰς ἀτιμίαν</w:t>
-      </w:r>
-    </w:p>
-    <w:p>
-      <w:pPr>
-        <w:bidi/>
-      </w:pPr>
-      <w:r>
-        <w:rPr>
-          <w:lang w:val="ar_AE" w:bidi="ar_AE"/>
-        </w:rPr>
-      </w:r>
-      <w:r>
-        <w:rPr>
-          <w:b/>
-          <w:lang w:val="ar_AE" w:bidi="ar_AE"/>
-        </w:rPr>
         <w:t>"</w:t>
       </w:r>
       <w:r>
@@ -29715,23 +29290,6 @@
         <w:rPr>
           <w:lang w:val="ar_AE" w:bidi="ar_AE"/>
         </w:rPr>
-      </w:r>
-    </w:p>
-    <w:p>
-      <w:pPr>
-        <w:bidi/>
-      </w:pPr>
-      <w:r>
-        <w:rPr>
-          <w:lang w:val="ar_AE" w:bidi="ar_AE"/>
-        </w:rPr>
-      </w:r>
-      <w:r>
-        <w:rPr>
-          <w:b/>
-          <w:lang w:val="ar_AE" w:bidi="ar_AE"/>
-        </w:rPr>
-        <w:t>ἐὰν &amp; τις ἐκκαθάρῃ ἑαυτὸν ἀπὸ τούτων, ἔσται σκεῦος εἰς τιμήν, ἡγιασμένον εὔχρηστον τῷ Δεσπότῃ, εἰς πᾶν ἔργον ἀγαθὸν ἡτοιμασμένον</w:t>
       </w:r>
     </w:p>
     <w:p>
@@ -32174,23 +31732,6 @@
           <w:b/>
           <w:lang w:val="ar_AE" w:bidi="ar_AE"/>
         </w:rPr>
-        <w:t>τὰς &amp; μωρὰς καὶ ἀπαιδεύτους ζητήσεις</w:t>
-      </w:r>
-    </w:p>
-    <w:p>
-      <w:pPr>
-        <w:bidi/>
-      </w:pPr>
-      <w:r>
-        <w:rPr>
-          <w:lang w:val="ar_AE" w:bidi="ar_AE"/>
-        </w:rPr>
-      </w:r>
-      <w:r>
-        <w:rPr>
-          <w:b/>
-          <w:lang w:val="ar_AE" w:bidi="ar_AE"/>
-        </w:rPr>
         <w:t>"</w:t>
       </w:r>
       <w:r>
@@ -33906,23 +33447,6 @@
           <w:b/>
           <w:lang w:val="ar_AE" w:bidi="ar_AE"/>
         </w:rPr>
-        <w:t>μήποτε δώῃ αὐτοῖς &amp; μετάνοιαν εἰς ἐπίγνωσιν ἀληθείας</w:t>
-      </w:r>
-    </w:p>
-    <w:p>
-      <w:pPr>
-        <w:bidi/>
-      </w:pPr>
-      <w:r>
-        <w:rPr>
-          <w:lang w:val="ar_AE" w:bidi="ar_AE"/>
-        </w:rPr>
-      </w:r>
-      <w:r>
-        <w:rPr>
-          <w:b/>
-          <w:lang w:val="ar_AE" w:bidi="ar_AE"/>
-        </w:rPr>
         <w:t>"</w:t>
       </w:r>
       <w:r>
@@ -34068,23 +33592,6 @@
           <w:b/>
           <w:lang w:val="ar_AE" w:bidi="ar_AE"/>
         </w:rPr>
-        <w:t>ἀνανήψωσιν ἐκ τῆς τοῦ διαβόλου παγίδος, ἐζωγρημένοι ὑπ’ αὐτοῦ, εἰς τὸ ἐκείνου θέλημα</w:t>
-      </w:r>
-    </w:p>
-    <w:p>
-      <w:pPr>
-        <w:bidi/>
-      </w:pPr>
-      <w:r>
-        <w:rPr>
-          <w:lang w:val="ar_AE" w:bidi="ar_AE"/>
-        </w:rPr>
-      </w:r>
-      <w:r>
-        <w:rPr>
-          <w:b/>
-          <w:lang w:val="ar_AE" w:bidi="ar_AE"/>
-        </w:rPr>
         <w:t>"</w:t>
       </w:r>
       <w:r>
@@ -34201,23 +33708,6 @@
         <w:rPr>
           <w:lang w:val="ar_AE" w:bidi="ar_AE"/>
         </w:rPr>
-      </w:r>
-    </w:p>
-    <w:p>
-      <w:pPr>
-        <w:bidi/>
-      </w:pPr>
-      <w:r>
-        <w:rPr>
-          <w:lang w:val="ar_AE" w:bidi="ar_AE"/>
-        </w:rPr>
-      </w:r>
-      <w:r>
-        <w:rPr>
-          <w:b/>
-          <w:lang w:val="ar_AE" w:bidi="ar_AE"/>
-        </w:rPr>
-        <w:t>ἀνανήψωσιν ἐκ τῆς τοῦ διαβόλου παγίδος</w:t>
       </w:r>
     </w:p>
     <w:p>
@@ -36578,23 +36068,6 @@
           <w:b/>
           <w:lang w:val="ar_AE" w:bidi="ar_AE"/>
         </w:rPr>
-        <w:t>ἔχοντες μόρφωσιν εὐσεβείας, τὴν δὲ δύναμιν αὐτῆς ἠρνημένοι</w:t>
-      </w:r>
-    </w:p>
-    <w:p>
-      <w:pPr>
-        <w:bidi/>
-      </w:pPr>
-      <w:r>
-        <w:rPr>
-          <w:lang w:val="ar_AE" w:bidi="ar_AE"/>
-        </w:rPr>
-      </w:r>
-      <w:r>
-        <w:rPr>
-          <w:b/>
-          <w:lang w:val="ar_AE" w:bidi="ar_AE"/>
-        </w:rPr>
         <w:t>"</w:t>
       </w:r>
       <w:r>
@@ -38563,23 +38036,6 @@
           <w:b/>
           <w:lang w:val="ar_AE" w:bidi="ar_AE"/>
         </w:rPr>
-        <w:t>ἀγόμενα ἐπιθυμίαις ποικίλαις</w:t>
-      </w:r>
-    </w:p>
-    <w:p>
-      <w:pPr>
-        <w:bidi/>
-      </w:pPr>
-      <w:r>
-        <w:rPr>
-          <w:lang w:val="ar_AE" w:bidi="ar_AE"/>
-        </w:rPr>
-      </w:r>
-      <w:r>
-        <w:rPr>
-          <w:b/>
-          <w:lang w:val="ar_AE" w:bidi="ar_AE"/>
-        </w:rPr>
         <w:t>"</w:t>
       </w:r>
       <w:r>
@@ -39300,23 +38756,6 @@
           <w:b/>
           <w:lang w:val="ar_AE" w:bidi="ar_AE"/>
         </w:rPr>
-        <w:t>Ἰάννης καὶ Ἰαμβρῆς</w:t>
-      </w:r>
-    </w:p>
-    <w:p>
-      <w:pPr>
-        <w:bidi/>
-      </w:pPr>
-      <w:r>
-        <w:rPr>
-          <w:lang w:val="ar_AE" w:bidi="ar_AE"/>
-        </w:rPr>
-      </w:r>
-      <w:r>
-        <w:rPr>
-          <w:b/>
-          <w:lang w:val="ar_AE" w:bidi="ar_AE"/>
-        </w:rPr>
         <w:t>"ينيس ويمبريس"</w:t>
       </w:r>
     </w:p>
@@ -41882,23 +41321,6 @@
           <w:b/>
           <w:lang w:val="ar_AE" w:bidi="ar_AE"/>
         </w:rPr>
-        <w:t>μου τῇ διδασκαλίᾳ, τῇ ἀγωγῇ, τῇ προθέσει, τῇ πίστει, τῇ μακροθυμίᾳ, τῇ ἀγάπῃ, τῇ ὑπομονῇ, τοῖς διωγμοῖς, τοῖς παθήμασιν, οἷά</w:t>
-      </w:r>
-    </w:p>
-    <w:p>
-      <w:pPr>
-        <w:bidi/>
-      </w:pPr>
-      <w:r>
-        <w:rPr>
-          <w:lang w:val="ar_AE" w:bidi="ar_AE"/>
-        </w:rPr>
-      </w:r>
-      <w:r>
-        <w:rPr>
-          <w:b/>
-          <w:lang w:val="ar_AE" w:bidi="ar_AE"/>
-        </w:rPr>
         <w:t>"</w:t>
       </w:r>
       <w:r>
@@ -42343,23 +41765,6 @@
           <w:b/>
           <w:lang w:val="ar_AE" w:bidi="ar_AE"/>
         </w:rPr>
-        <w:t>οἵους διωγμοὺς ὑπήνεγκα</w:t>
-      </w:r>
-    </w:p>
-    <w:p>
-      <w:pPr>
-        <w:bidi/>
-      </w:pPr>
-      <w:r>
-        <w:rPr>
-          <w:lang w:val="ar_AE" w:bidi="ar_AE"/>
-        </w:rPr>
-      </w:r>
-      <w:r>
-        <w:rPr>
-          <w:b/>
-          <w:lang w:val="ar_AE" w:bidi="ar_AE"/>
-        </w:rPr>
         <w:t>"</w:t>
       </w:r>
       <w:r>
@@ -42749,23 +42154,6 @@
           <w:b/>
           <w:lang w:val="ar_AE" w:bidi="ar_AE"/>
         </w:rPr>
-        <w:t>πάντες &amp; οἱ θέλοντες ζῆν εὐσεβῶς ἐν Χριστῷ Ἰησοῦ διωχθήσονται</w:t>
-      </w:r>
-    </w:p>
-    <w:p>
-      <w:pPr>
-        <w:bidi/>
-      </w:pPr>
-      <w:r>
-        <w:rPr>
-          <w:lang w:val="ar_AE" w:bidi="ar_AE"/>
-        </w:rPr>
-      </w:r>
-      <w:r>
-        <w:rPr>
-          <w:b/>
-          <w:lang w:val="ar_AE" w:bidi="ar_AE"/>
-        </w:rPr>
         <w:t>"</w:t>
       </w:r>
       <w:r>
@@ -44212,23 +43600,6 @@
           <w:b/>
           <w:lang w:val="ar_AE" w:bidi="ar_AE"/>
         </w:rPr>
-        <w:t>μένε ἐν οἷς ἔμαθες καὶ ἐπιστώθης, εἰδὼς παρὰ τίνων ἔμαθες</w:t>
-      </w:r>
-    </w:p>
-    <w:p>
-      <w:pPr>
-        <w:bidi/>
-      </w:pPr>
-      <w:r>
-        <w:rPr>
-          <w:lang w:val="ar_AE" w:bidi="ar_AE"/>
-        </w:rPr>
-      </w:r>
-      <w:r>
-        <w:rPr>
-          <w:b/>
-          <w:lang w:val="ar_AE" w:bidi="ar_AE"/>
-        </w:rPr>
         <w:t>"</w:t>
       </w:r>
       <w:r>
@@ -44853,23 +44224,6 @@
           <w:b/>
           <w:lang w:val="ar_AE" w:bidi="ar_AE"/>
         </w:rPr>
-        <w:t>εἰς σωτηρίαν διὰ πίστεως τῆς ἐν Χριστῷ Ἰησοῦ</w:t>
-      </w:r>
-    </w:p>
-    <w:p>
-      <w:pPr>
-        <w:bidi/>
-      </w:pPr>
-      <w:r>
-        <w:rPr>
-          <w:lang w:val="ar_AE" w:bidi="ar_AE"/>
-        </w:rPr>
-      </w:r>
-      <w:r>
-        <w:rPr>
-          <w:b/>
-          <w:lang w:val="ar_AE" w:bidi="ar_AE"/>
-        </w:rPr>
         <w:t>"</w:t>
       </w:r>
       <w:r>
@@ -45203,23 +44557,6 @@
           <w:b/>
           <w:lang w:val="ar_AE" w:bidi="ar_AE"/>
         </w:rPr>
-        <w:t>πᾶσα Γραφὴ θεόπνευστος καὶ ὠφέλιμος</w:t>
-      </w:r>
-    </w:p>
-    <w:p>
-      <w:pPr>
-        <w:bidi/>
-      </w:pPr>
-      <w:r>
-        <w:rPr>
-          <w:lang w:val="ar_AE" w:bidi="ar_AE"/>
-        </w:rPr>
-      </w:r>
-      <w:r>
-        <w:rPr>
-          <w:b/>
-          <w:lang w:val="ar_AE" w:bidi="ar_AE"/>
-        </w:rPr>
         <w:t>"</w:t>
       </w:r>
       <w:r>
@@ -45799,23 +45136,6 @@
           <w:b/>
           <w:lang w:val="ar_AE" w:bidi="ar_AE"/>
         </w:rPr>
-        <w:t>πρὸς διδασκαλίαν, πρὸς ἐλεγμόν, πρὸς ἐπανόρθωσιν, πρὸς παιδείαν τὴν ἐν δικαιοσύνῃ</w:t>
-      </w:r>
-    </w:p>
-    <w:p>
-      <w:pPr>
-        <w:bidi/>
-      </w:pPr>
-      <w:r>
-        <w:rPr>
-          <w:lang w:val="ar_AE" w:bidi="ar_AE"/>
-        </w:rPr>
-      </w:r>
-      <w:r>
-        <w:rPr>
-          <w:b/>
-          <w:lang w:val="ar_AE" w:bidi="ar_AE"/>
-        </w:rPr>
         <w:t>"</w:t>
       </w:r>
       <w:r>
@@ -48146,23 +47466,6 @@
           <w:b/>
           <w:lang w:val="ar_AE" w:bidi="ar_AE"/>
         </w:rPr>
-        <w:t>ἔσται &amp; καιρὸς ὅτε</w:t>
-      </w:r>
-    </w:p>
-    <w:p>
-      <w:pPr>
-        <w:bidi/>
-      </w:pPr>
-      <w:r>
-        <w:rPr>
-          <w:lang w:val="ar_AE" w:bidi="ar_AE"/>
-        </w:rPr>
-      </w:r>
-      <w:r>
-        <w:rPr>
-          <w:b/>
-          <w:lang w:val="ar_AE" w:bidi="ar_AE"/>
-        </w:rPr>
         <w:t>"</w:t>
       </w:r>
       <w:r>
@@ -48678,23 +47981,6 @@
         <w:rPr>
           <w:lang w:val="ar_AE" w:bidi="ar_AE"/>
         </w:rPr>
-      </w:r>
-    </w:p>
-    <w:p>
-      <w:pPr>
-        <w:bidi/>
-      </w:pPr>
-      <w:r>
-        <w:rPr>
-          <w:lang w:val="ar_AE" w:bidi="ar_AE"/>
-        </w:rPr>
-      </w:r>
-      <w:r>
-        <w:rPr>
-          <w:b/>
-          <w:lang w:val="ar_AE" w:bidi="ar_AE"/>
-        </w:rPr>
-        <w:t>κατὰ τὰς ἰδίας ἐπιθυμίας, ἑαυτοῖς ἐπισωρεύσουσιν διδασκάλους</w:t>
       </w:r>
     </w:p>
     <w:p>
@@ -50329,23 +49615,6 @@
           <w:b/>
           <w:lang w:val="ar_AE" w:bidi="ar_AE"/>
         </w:rPr>
-        <w:t>ἐν πᾶσιν</w:t>
-      </w:r>
-    </w:p>
-    <w:p>
-      <w:pPr>
-        <w:bidi/>
-      </w:pPr>
-      <w:r>
-        <w:rPr>
-          <w:lang w:val="ar_AE" w:bidi="ar_AE"/>
-        </w:rPr>
-      </w:r>
-      <w:r>
-        <w:rPr>
-          <w:b/>
-          <w:lang w:val="ar_AE" w:bidi="ar_AE"/>
-        </w:rPr>
         <w:t>"</w:t>
       </w:r>
       <w:r>
@@ -53439,23 +52708,6 @@
           <w:b/>
           <w:lang w:val="ar_AE" w:bidi="ar_AE"/>
         </w:rPr>
-        <w:t>σπούδασον ἐλθεῖν &amp; ταχέως</w:t>
-      </w:r>
-    </w:p>
-    <w:p>
-      <w:pPr>
-        <w:bidi/>
-      </w:pPr>
-      <w:r>
-        <w:rPr>
-          <w:lang w:val="ar_AE" w:bidi="ar_AE"/>
-        </w:rPr>
-      </w:r>
-      <w:r>
-        <w:rPr>
-          <w:b/>
-          <w:lang w:val="ar_AE" w:bidi="ar_AE"/>
-        </w:rPr>
         <w:t>"بَادِرْ أَنْ تَجِيءَ"</w:t>
       </w:r>
       <w:r>
@@ -53838,23 +53090,6 @@
           <w:b/>
           <w:lang w:val="ar_AE" w:bidi="ar_AE"/>
         </w:rPr>
-        <w:t>Δημᾶς &amp; Κρήσκης</w:t>
-      </w:r>
-    </w:p>
-    <w:p>
-      <w:pPr>
-        <w:bidi/>
-      </w:pPr>
-      <w:r>
-        <w:rPr>
-          <w:lang w:val="ar_AE" w:bidi="ar_AE"/>
-        </w:rPr>
-      </w:r>
-      <w:r>
-        <w:rPr>
-          <w:b/>
-          <w:lang w:val="ar_AE" w:bidi="ar_AE"/>
-        </w:rPr>
         <w:t>"ديماس"</w:t>
       </w:r>
       <w:r>
@@ -55257,23 +54492,6 @@
           <w:b/>
           <w:lang w:val="ar_AE" w:bidi="ar_AE"/>
         </w:rPr>
-        <w:t>Κάρπῳ</w:t>
-      </w:r>
-    </w:p>
-    <w:p>
-      <w:pPr>
-        <w:bidi/>
-      </w:pPr>
-      <w:r>
-        <w:rPr>
-          <w:lang w:val="ar_AE" w:bidi="ar_AE"/>
-        </w:rPr>
-      </w:r>
-      <w:r>
-        <w:rPr>
-          <w:b/>
-          <w:lang w:val="ar_AE" w:bidi="ar_AE"/>
-        </w:rPr>
         <w:t>"</w:t>
       </w:r>
       <w:r>
@@ -55963,23 +55181,6 @@
           <w:b/>
           <w:lang w:val="ar_AE" w:bidi="ar_AE"/>
         </w:rPr>
-        <w:t>Ἀλέξανδρος</w:t>
-      </w:r>
-    </w:p>
-    <w:p>
-      <w:pPr>
-        <w:bidi/>
-      </w:pPr>
-      <w:r>
-        <w:rPr>
-          <w:lang w:val="ar_AE" w:bidi="ar_AE"/>
-        </w:rPr>
-      </w:r>
-      <w:r>
-        <w:rPr>
-          <w:b/>
-          <w:lang w:val="ar_AE" w:bidi="ar_AE"/>
-        </w:rPr>
         <w:t>"</w:t>
       </w:r>
       <w:r>
@@ -56362,23 +55563,6 @@
         <w:rPr>
           <w:lang w:val="ar_AE" w:bidi="ar_AE"/>
         </w:rPr>
-      </w:r>
-    </w:p>
-    <w:p>
-      <w:pPr>
-        <w:bidi/>
-      </w:pPr>
-      <w:r>
-        <w:rPr>
-          <w:lang w:val="ar_AE" w:bidi="ar_AE"/>
-        </w:rPr>
-      </w:r>
-      <w:r>
-        <w:rPr>
-          <w:b/>
-          <w:lang w:val="ar_AE" w:bidi="ar_AE"/>
-        </w:rPr>
-        <w:t>ὃν καὶ σὺ φυλάσσου, λίαν γὰρ ἀντέστη τοῖς ἡμετέροις λόγοις</w:t>
       </w:r>
     </w:p>
     <w:p>
@@ -57620,6 +56804,112 @@
           <w:b/>
           <w:lang w:val="ar_AE" w:bidi="ar_AE"/>
         </w:rPr>
+        <w:t>"</w:t>
+      </w:r>
+      <w:r>
+        <w:rPr>
+          <w:b/>
+          <w:lang w:val="ar_AE" w:bidi="ar_AE"/>
+        </w:rPr>
+        <w:t>لِكَيْ تُتَمَّ بِي ٱلْكِرَازَةُ</w:t>
+      </w:r>
+      <w:r>
+        <w:rPr>
+          <w:b/>
+          <w:lang w:val="ar_AE" w:bidi="ar_AE"/>
+        </w:rPr>
+        <w:t>"</w:t>
+      </w:r>
+    </w:p>
+    <w:p>
+      <w:pPr>
+        <w:bidi/>
+      </w:pPr>
+      <w:r>
+        <w:rPr>
+          <w:lang w:val="ar_AE" w:bidi="ar_AE"/>
+        </w:rPr>
+      </w:r>
+      <w:r>
+        <w:rPr>
+          <w:lang w:val="ar_AE" w:bidi="ar_AE"/>
+        </w:rPr>
+        <w:t>لك إعادة صياغة هذه العيارة للتوضيح. الترجمة البديلة: "لأتمم الكرازة"</w:t>
+      </w:r>
+    </w:p>
+    <w:p>
+      <w:pPr>
+        <w:bidi/>
+      </w:pPr>
+      <w:r>
+        <w:rPr>
+          <w:lang w:val="ar_AE" w:bidi="ar_AE"/>
+        </w:rPr>
+      </w:r>
+      <w:r>
+        <w:rPr>
+          <w:lang w:val="ar_AE" w:bidi="ar_AE"/>
+        </w:rPr>
+        <w:t xml:space="preserve">انظر: </w:t>
+      </w:r>
+      <w:r>
+        <w:rPr>
+          <w:lang w:val="ar_AE" w:bidi="ar_AE"/>
+        </w:rPr>
+        <w:t>المبني للمعلوم أو المبني للمجهول</w:t>
+      </w:r>
+      <w:r>
+        <w:rPr>
+          <w:lang w:val="ar_AE" w:bidi="ar_AE"/>
+        </w:rPr>
+      </w:r>
+      <w:r>
+        <w:rPr>
+          <w:lang w:val="ar_AE" w:bidi="ar_AE"/>
+        </w:rPr>
+      </w:r>
+    </w:p>
+    <w:p>
+      <w:pPr>
+        <w:bidi/>
+      </w:pPr>
+      <w:r>
+        <w:rPr>
+          <w:lang w:val="ar_AE" w:bidi="ar_AE"/>
+        </w:rPr>
+      </w:r>
+    </w:p>
+    <w:p>
+      <w:pPr>
+        <w:pStyle w:val="Heading2"/>
+        <w:bidi/>
+      </w:pPr>
+      <w:r>
+        <w:rPr>
+          <w:lang w:val="ar_AE" w:bidi="ar_AE"/>
+        </w:rPr>
+        <w:t>2 تيموثاوس 4: 17 (#4)</w:t>
+      </w:r>
+      <w:r>
+        <w:rPr>
+          <w:lang w:val="ar_AE" w:bidi="ar_AE"/>
+        </w:rPr>
+      </w:r>
+    </w:p>
+    <w:p>
+      <w:pPr>
+        <w:bidi/>
+      </w:pPr>
+      <w:r>
+        <w:rPr>
+          <w:lang w:val="ar_AE" w:bidi="ar_AE"/>
+        </w:rPr>
+      </w:r>
+      <w:r>
+        <w:rPr>
+          <w:b/>
+          <w:lang w:val="ar_AE" w:bidi="ar_AE"/>
+        </w:rPr>
         <w:t>δι’ ἐμοῦ τὸ κήρυγμα πληροφορηθῇ</w:t>
       </w:r>
     </w:p>
@@ -57667,7 +56957,20 @@
         <w:rPr>
           <w:lang w:val="ar_AE" w:bidi="ar_AE"/>
         </w:rPr>
-        <w:t>لك إعادة صياغة هذه العيارة للتوضيح. الترجمة البديلة: "لأتمم الكرازة"</w:t>
+        <w:t xml:space="preserve">هنا، يقصد بولس أن </w:t>
+      </w:r>
+      <w:r>
+        <w:rPr>
+          <w:b/>
+          <w:lang w:val="ar_AE" w:bidi="ar_AE"/>
+        </w:rPr>
+        <w:t>الكرازة</w:t>
+      </w:r>
+      <w:r>
+        <w:rPr>
+          <w:lang w:val="ar_AE" w:bidi="ar_AE"/>
+        </w:rPr>
+        <w:t xml:space="preserve"> كُب لها التتميم (1) لأنه تمكن من إعلان الخبر السار في كل مكان وبالطريقة التي طلبها الله منه. الترجمة البديلة: "أتممت مهمتي بالكرازة" أو "قد أكملت الكرازة التي دُعيت لها" أو (2) لأنه أعلن الرسالة الكاملة للإنجيل. الترجمة البديلة: "قد كرزت الرسالة الكاملة" أو "من خلالي قد تحققت الكرازة الكاملة"</w:t>
       </w:r>
     </w:p>
     <w:p>
@@ -57689,7 +56992,7 @@
         <w:rPr>
           <w:lang w:val="ar_AE" w:bidi="ar_AE"/>
         </w:rPr>
-        <w:t>المبني للمعلوم أو المبني للمجهول</w:t>
+        <w:t>المعرفة المفترضة والمعلومات الضمنية</w:t>
       </w:r>
       <w:r>
         <w:rPr>
@@ -57721,165 +57024,12 @@
         <w:rPr>
           <w:lang w:val="ar_AE" w:bidi="ar_AE"/>
         </w:rPr>
-        <w:t>2 تيموثاوس 4: 17 (#4)</w:t>
-      </w:r>
-      <w:r>
-        <w:rPr>
-          <w:lang w:val="ar_AE" w:bidi="ar_AE"/>
-        </w:rPr>
-      </w:r>
-    </w:p>
-    <w:p>
-      <w:pPr>
-        <w:bidi/>
-      </w:pPr>
-      <w:r>
-        <w:rPr>
-          <w:lang w:val="ar_AE" w:bidi="ar_AE"/>
-        </w:rPr>
-      </w:r>
-      <w:r>
-        <w:rPr>
-          <w:b/>
-          <w:lang w:val="ar_AE" w:bidi="ar_AE"/>
-        </w:rPr>
-        <w:t>δι’ ἐμοῦ τὸ κήρυγμα πληροφορηθῇ</w:t>
-      </w:r>
-    </w:p>
-    <w:p>
-      <w:pPr>
-        <w:bidi/>
-      </w:pPr>
-      <w:r>
-        <w:rPr>
-          <w:lang w:val="ar_AE" w:bidi="ar_AE"/>
-        </w:rPr>
-      </w:r>
-      <w:r>
-        <w:rPr>
-          <w:b/>
-          <w:lang w:val="ar_AE" w:bidi="ar_AE"/>
-        </w:rPr>
-        <w:t>"</w:t>
-      </w:r>
-      <w:r>
-        <w:rPr>
-          <w:b/>
-          <w:lang w:val="ar_AE" w:bidi="ar_AE"/>
-        </w:rPr>
-        <w:t>لِكَيْ تُتَمَّ بِي ٱلْكِرَازَةُ</w:t>
-      </w:r>
-      <w:r>
-        <w:rPr>
-          <w:b/>
-          <w:lang w:val="ar_AE" w:bidi="ar_AE"/>
-        </w:rPr>
-        <w:t>"</w:t>
-      </w:r>
-    </w:p>
-    <w:p>
-      <w:pPr>
-        <w:bidi/>
-      </w:pPr>
-      <w:r>
-        <w:rPr>
-          <w:lang w:val="ar_AE" w:bidi="ar_AE"/>
-        </w:rPr>
-      </w:r>
-      <w:r>
-        <w:rPr>
-          <w:lang w:val="ar_AE" w:bidi="ar_AE"/>
-        </w:rPr>
-        <w:t xml:space="preserve">هنا، يقصد بولس أن </w:t>
-      </w:r>
-      <w:r>
-        <w:rPr>
-          <w:b/>
-          <w:lang w:val="ar_AE" w:bidi="ar_AE"/>
-        </w:rPr>
-        <w:t>الكرازة</w:t>
-      </w:r>
-      <w:r>
-        <w:rPr>
-          <w:lang w:val="ar_AE" w:bidi="ar_AE"/>
-        </w:rPr>
-        <w:t xml:space="preserve"> كُب لها التتميم (1) لأنه تمكن من إعلان الخبر السار في كل مكان وبالطريقة التي طلبها الله منه. الترجمة البديلة: "أتممت مهمتي بالكرازة" أو "قد أكملت الكرازة التي دُعيت لها" أو (2) لأنه أعلن الرسالة الكاملة للإنجيل. الترجمة البديلة: "قد كرزت الرسالة الكاملة" أو "من خلالي قد تحققت الكرازة الكاملة"</w:t>
-      </w:r>
-    </w:p>
-    <w:p>
-      <w:pPr>
-        <w:bidi/>
-      </w:pPr>
-      <w:r>
-        <w:rPr>
-          <w:lang w:val="ar_AE" w:bidi="ar_AE"/>
-        </w:rPr>
-      </w:r>
-      <w:r>
-        <w:rPr>
-          <w:lang w:val="ar_AE" w:bidi="ar_AE"/>
-        </w:rPr>
-        <w:t xml:space="preserve">انظر: </w:t>
-      </w:r>
-      <w:r>
-        <w:rPr>
-          <w:lang w:val="ar_AE" w:bidi="ar_AE"/>
-        </w:rPr>
-        <w:t>المعرفة المفترضة والمعلومات الضمنية</w:t>
-      </w:r>
-      <w:r>
-        <w:rPr>
-          <w:lang w:val="ar_AE" w:bidi="ar_AE"/>
-        </w:rPr>
-      </w:r>
-      <w:r>
-        <w:rPr>
-          <w:lang w:val="ar_AE" w:bidi="ar_AE"/>
-        </w:rPr>
-      </w:r>
-    </w:p>
-    <w:p>
-      <w:pPr>
-        <w:bidi/>
-      </w:pPr>
-      <w:r>
-        <w:rPr>
-          <w:lang w:val="ar_AE" w:bidi="ar_AE"/>
-        </w:rPr>
-      </w:r>
-    </w:p>
-    <w:p>
-      <w:pPr>
-        <w:pStyle w:val="Heading2"/>
-        <w:bidi/>
-      </w:pPr>
-      <w:r>
-        <w:rPr>
-          <w:lang w:val="ar_AE" w:bidi="ar_AE"/>
-        </w:rPr>
         <w:t>2 تيموثاوس 4: 17 (#5)</w:t>
       </w:r>
       <w:r>
         <w:rPr>
           <w:lang w:val="ar_AE" w:bidi="ar_AE"/>
         </w:rPr>
-      </w:r>
-    </w:p>
-    <w:p>
-      <w:pPr>
-        <w:bidi/>
-      </w:pPr>
-      <w:r>
-        <w:rPr>
-          <w:lang w:val="ar_AE" w:bidi="ar_AE"/>
-        </w:rPr>
-      </w:r>
-      <w:r>
-        <w:rPr>
-          <w:b/>
-          <w:lang w:val="ar_AE" w:bidi="ar_AE"/>
-        </w:rPr>
-        <w:t>τὸ κήρυγμα πληροφορηθῇ</w:t>
       </w:r>
     </w:p>
     <w:p>
@@ -58910,23 +58060,6 @@
           <w:b/>
           <w:lang w:val="ar_AE" w:bidi="ar_AE"/>
         </w:rPr>
-        <w:t>Ἔραστος &amp; Τρόφιμον</w:t>
-      </w:r>
-    </w:p>
-    <w:p>
-      <w:pPr>
-        <w:bidi/>
-      </w:pPr>
-      <w:r>
-        <w:rPr>
-          <w:lang w:val="ar_AE" w:bidi="ar_AE"/>
-        </w:rPr>
-      </w:r>
-      <w:r>
-        <w:rPr>
-          <w:b/>
-          <w:lang w:val="ar_AE" w:bidi="ar_AE"/>
-        </w:rPr>
         <w:t>"</w:t>
       </w:r>
       <w:r>
@@ -59203,23 +58336,6 @@
           <w:b/>
           <w:lang w:val="ar_AE" w:bidi="ar_AE"/>
         </w:rPr>
-        <w:t>σπούδασον &amp; ἐλθεῖν</w:t>
-      </w:r>
-    </w:p>
-    <w:p>
-      <w:pPr>
-        <w:bidi/>
-      </w:pPr>
-      <w:r>
-        <w:rPr>
-          <w:lang w:val="ar_AE" w:bidi="ar_AE"/>
-        </w:rPr>
-      </w:r>
-      <w:r>
-        <w:rPr>
-          <w:b/>
-          <w:lang w:val="ar_AE" w:bidi="ar_AE"/>
-        </w:rPr>
         <w:t>"</w:t>
       </w:r>
       <w:r>
@@ -59524,23 +58640,6 @@
           <w:b/>
           <w:lang w:val="ar_AE" w:bidi="ar_AE"/>
         </w:rPr>
-        <w:t>ἀσπάζεταί σε Εὔβουλος, καὶ Πούδης, καὶ Λίνος, καὶ Κλαυδία, καὶ οἱ ἀδελφοὶ</w:t>
-      </w:r>
-    </w:p>
-    <w:p>
-      <w:pPr>
-        <w:bidi/>
-      </w:pPr>
-      <w:r>
-        <w:rPr>
-          <w:lang w:val="ar_AE" w:bidi="ar_AE"/>
-        </w:rPr>
-      </w:r>
-      <w:r>
-        <w:rPr>
-          <w:b/>
-          <w:lang w:val="ar_AE" w:bidi="ar_AE"/>
-        </w:rPr>
         <w:t>"</w:t>
       </w:r>
       <w:r>
@@ -59650,23 +58749,6 @@
       </w:r>
       <w:r>
         <w:rPr>
-          <w:b/>
-          <w:lang w:val="ar_AE" w:bidi="ar_AE"/>
-        </w:rPr>
-        <w:t>Εὔβουλος &amp; Πούδης &amp; Λίνος</w:t>
-      </w:r>
-    </w:p>
-    <w:p>
-      <w:pPr>
-        <w:bidi/>
-      </w:pPr>
-      <w:r>
-        <w:rPr>
-          <w:lang w:val="ar_AE" w:bidi="ar_AE"/>
-        </w:rPr>
-      </w:r>
-      <w:r>
-        <w:rPr>
           <w:lang w:val="ar_AE" w:bidi="ar_AE"/>
         </w:rPr>
         <w:t>"</w:t>
@@ -59823,23 +58905,6 @@
         <w:rPr>
           <w:lang w:val="ar_AE" w:bidi="ar_AE"/>
         </w:rPr>
-      </w:r>
-    </w:p>
-    <w:p>
-      <w:pPr>
-        <w:bidi/>
-      </w:pPr>
-      <w:r>
-        <w:rPr>
-          <w:lang w:val="ar_AE" w:bidi="ar_AE"/>
-        </w:rPr>
-      </w:r>
-      <w:r>
-        <w:rPr>
-          <w:b/>
-          <w:lang w:val="ar_AE" w:bidi="ar_AE"/>
-        </w:rPr>
-        <w:t>Κλαυδία</w:t>
       </w:r>
     </w:p>
     <w:p>

--- a/arb/docx/55.content.docx
+++ b/arb/docx/55.content.docx
@@ -2596,6 +2596,23 @@
           <w:b/>
           <w:lang w:val="ar_AE" w:bidi="ar_AE"/>
         </w:rPr>
+        <w:t>ὡς ἀδιάλειπτον ἔχω τὴν περὶ σοῦ μνείαν</w:t>
+      </w:r>
+    </w:p>
+    <w:p>
+      <w:pPr>
+        <w:bidi/>
+      </w:pPr>
+      <w:r>
+        <w:rPr>
+          <w:lang w:val="ar_AE" w:bidi="ar_AE"/>
+        </w:rPr>
+      </w:r>
+      <w:r>
+        <w:rPr>
+          <w:b/>
+          <w:lang w:val="ar_AE" w:bidi="ar_AE"/>
+        </w:rPr>
         <w:t>"</w:t>
       </w:r>
       <w:r>
@@ -3821,6 +3838,23 @@
           <w:b/>
           <w:lang w:val="ar_AE" w:bidi="ar_AE"/>
         </w:rPr>
+        <w:t>τῆς ἐν σοὶ ἀνυποκρίτου πίστεως, ἥτις ἐνῴκησεν πρῶτον</w:t>
+      </w:r>
+    </w:p>
+    <w:p>
+      <w:pPr>
+        <w:bidi/>
+      </w:pPr>
+      <w:r>
+        <w:rPr>
+          <w:lang w:val="ar_AE" w:bidi="ar_AE"/>
+        </w:rPr>
+      </w:r>
+      <w:r>
+        <w:rPr>
+          <w:b/>
+          <w:lang w:val="ar_AE" w:bidi="ar_AE"/>
+        </w:rPr>
         <w:t>"</w:t>
       </w:r>
       <w:r>
@@ -4322,6 +4356,23 @@
         <w:rPr>
           <w:lang w:val="ar_AE" w:bidi="ar_AE"/>
         </w:rPr>
+      </w:r>
+    </w:p>
+    <w:p>
+      <w:pPr>
+        <w:bidi/>
+      </w:pPr>
+      <w:r>
+        <w:rPr>
+          <w:lang w:val="ar_AE" w:bidi="ar_AE"/>
+        </w:rPr>
+      </w:r>
+      <w:r>
+        <w:rPr>
+          <w:b/>
+          <w:lang w:val="ar_AE" w:bidi="ar_AE"/>
+        </w:rPr>
+        <w:t>Λωΐδι &amp; Εὐνίκῃ</w:t>
       </w:r>
     </w:p>
     <w:p>
@@ -5617,6 +5668,23 @@
           <w:b/>
           <w:lang w:val="ar_AE" w:bidi="ar_AE"/>
         </w:rPr>
+        <w:t>δειλίας, ἀλλὰ δυνάμεως, καὶ ἀγάπης, καὶ σωφρονισμοῦ</w:t>
+      </w:r>
+    </w:p>
+    <w:p>
+      <w:pPr>
+        <w:bidi/>
+      </w:pPr>
+      <w:r>
+        <w:rPr>
+          <w:lang w:val="ar_AE" w:bidi="ar_AE"/>
+        </w:rPr>
+      </w:r>
+      <w:r>
+        <w:rPr>
+          <w:b/>
+          <w:lang w:val="ar_AE" w:bidi="ar_AE"/>
+        </w:rPr>
         <w:t>"</w:t>
       </w:r>
       <w:r>
@@ -6001,6 +6069,23 @@
           <w:b/>
           <w:lang w:val="ar_AE" w:bidi="ar_AE"/>
         </w:rPr>
+        <w:t>μὴ &amp; ἐπαισχυνθῇς τὸ μαρτύριον τοῦ Κυρίου ἡμῶν, μηδὲ ἐμὲ, τὸν δέσμιον αὐτοῦ</w:t>
+      </w:r>
+    </w:p>
+    <w:p>
+      <w:pPr>
+        <w:bidi/>
+      </w:pPr>
+      <w:r>
+        <w:rPr>
+          <w:lang w:val="ar_AE" w:bidi="ar_AE"/>
+        </w:rPr>
+      </w:r>
+      <w:r>
+        <w:rPr>
+          <w:b/>
+          <w:lang w:val="ar_AE" w:bidi="ar_AE"/>
+        </w:rPr>
         <w:t>"</w:t>
       </w:r>
       <w:r>
@@ -6933,6 +7018,23 @@
         <w:rPr>
           <w:lang w:val="ar_AE" w:bidi="ar_AE"/>
         </w:rPr>
+      </w:r>
+    </w:p>
+    <w:p>
+      <w:pPr>
+        <w:bidi/>
+      </w:pPr>
+      <w:r>
+        <w:rPr>
+          <w:lang w:val="ar_AE" w:bidi="ar_AE"/>
+        </w:rPr>
+      </w:r>
+      <w:r>
+        <w:rPr>
+          <w:b/>
+          <w:lang w:val="ar_AE" w:bidi="ar_AE"/>
+        </w:rPr>
+        <w:t>οὐ κατὰ τὰ ἔργα ἡμῶν, ἀλλὰ κατὰ ἰδίαν πρόθεσιν καὶ χάριν, τὴν δοθεῖσαν ἡμῖν</w:t>
       </w:r>
     </w:p>
     <w:p>
@@ -10790,6 +10892,23 @@
           <w:b/>
           <w:lang w:val="ar_AE" w:bidi="ar_AE"/>
         </w:rPr>
+        <w:t>ἐν πίστει καὶ ἀγάπῃ τῇ ἐν Χριστῷ Ἰησοῦ</w:t>
+      </w:r>
+    </w:p>
+    <w:p>
+      <w:pPr>
+        <w:bidi/>
+      </w:pPr>
+      <w:r>
+        <w:rPr>
+          <w:lang w:val="ar_AE" w:bidi="ar_AE"/>
+        </w:rPr>
+      </w:r>
+      <w:r>
+        <w:rPr>
+          <w:b/>
+          <w:lang w:val="ar_AE" w:bidi="ar_AE"/>
+        </w:rPr>
         <w:t>"</w:t>
       </w:r>
       <w:r>
@@ -11486,6 +11605,23 @@
           <w:b/>
           <w:lang w:val="ar_AE" w:bidi="ar_AE"/>
         </w:rPr>
+        <w:t>διὰ Πνεύματος Ἁγίου</w:t>
+      </w:r>
+    </w:p>
+    <w:p>
+      <w:pPr>
+        <w:bidi/>
+      </w:pPr>
+      <w:r>
+        <w:rPr>
+          <w:lang w:val="ar_AE" w:bidi="ar_AE"/>
+        </w:rPr>
+      </w:r>
+      <w:r>
+        <w:rPr>
+          <w:b/>
+          <w:lang w:val="ar_AE" w:bidi="ar_AE"/>
+        </w:rPr>
         <w:t xml:space="preserve">"بِٱلرُّوحِ </w:t>
       </w:r>
       <w:r>
@@ -12412,6 +12548,23 @@
           <w:b/>
           <w:lang w:val="ar_AE" w:bidi="ar_AE"/>
         </w:rPr>
+        <w:t>Φύγελος &amp; Ἑρμογένης</w:t>
+      </w:r>
+    </w:p>
+    <w:p>
+      <w:pPr>
+        <w:bidi/>
+      </w:pPr>
+      <w:r>
+        <w:rPr>
+          <w:lang w:val="ar_AE" w:bidi="ar_AE"/>
+        </w:rPr>
+      </w:r>
+      <w:r>
+        <w:rPr>
+          <w:b/>
+          <w:lang w:val="ar_AE" w:bidi="ar_AE"/>
+        </w:rPr>
         <w:t>"</w:t>
       </w:r>
       <w:r>
@@ -12565,6 +12718,23 @@
           <w:b/>
           <w:lang w:val="ar_AE" w:bidi="ar_AE"/>
         </w:rPr>
+        <w:t>δῴη ἔλεος ὁ Κύριος τῷ Ὀνησιφόρου οἴκῳ</w:t>
+      </w:r>
+    </w:p>
+    <w:p>
+      <w:pPr>
+        <w:bidi/>
+      </w:pPr>
+      <w:r>
+        <w:rPr>
+          <w:lang w:val="ar_AE" w:bidi="ar_AE"/>
+        </w:rPr>
+      </w:r>
+      <w:r>
+        <w:rPr>
+          <w:b/>
+          <w:lang w:val="ar_AE" w:bidi="ar_AE"/>
+        </w:rPr>
         <w:t>"</w:t>
       </w:r>
       <w:r>
@@ -12820,6 +12990,23 @@
           <w:b/>
           <w:lang w:val="ar_AE" w:bidi="ar_AE"/>
         </w:rPr>
+        <w:t>Ὀνησιφόρου</w:t>
+      </w:r>
+    </w:p>
+    <w:p>
+      <w:pPr>
+        <w:bidi/>
+      </w:pPr>
+      <w:r>
+        <w:rPr>
+          <w:lang w:val="ar_AE" w:bidi="ar_AE"/>
+        </w:rPr>
+      </w:r>
+      <w:r>
+        <w:rPr>
+          <w:b/>
+          <w:lang w:val="ar_AE" w:bidi="ar_AE"/>
+        </w:rPr>
         <w:t>"</w:t>
       </w:r>
       <w:r>
@@ -13476,6 +13663,23 @@
           <w:b/>
           <w:lang w:val="ar_AE" w:bidi="ar_AE"/>
         </w:rPr>
+        <w:t>δῴη αὐτῷ ὁ Κύριος, εὑρεῖν ἔλεος παρὰ Κυρίου ἐν ἐκείνῃ τῇ ἡμέρᾳ), καὶ ὅσα ἐν Ἐφέσῳ διηκόνησεν, βέλτιον σὺ γινώσκεις</w:t>
+      </w:r>
+    </w:p>
+    <w:p>
+      <w:pPr>
+        <w:bidi/>
+      </w:pPr>
+      <w:r>
+        <w:rPr>
+          <w:lang w:val="ar_AE" w:bidi="ar_AE"/>
+        </w:rPr>
+      </w:r>
+      <w:r>
+        <w:rPr>
+          <w:b/>
+          <w:lang w:val="ar_AE" w:bidi="ar_AE"/>
+        </w:rPr>
         <w:t>"</w:t>
       </w:r>
       <w:r>
@@ -13566,6 +13770,23 @@
         <w:rPr>
           <w:lang w:val="ar_AE" w:bidi="ar_AE"/>
         </w:rPr>
+      </w:r>
+    </w:p>
+    <w:p>
+      <w:pPr>
+        <w:bidi/>
+      </w:pPr>
+      <w:r>
+        <w:rPr>
+          <w:lang w:val="ar_AE" w:bidi="ar_AE"/>
+        </w:rPr>
+      </w:r>
+      <w:r>
+        <w:rPr>
+          <w:b/>
+          <w:lang w:val="ar_AE" w:bidi="ar_AE"/>
+        </w:rPr>
+        <w:t>δῴη αὐτῷ ὁ Κύριος, εὑρεῖν ἔλεος παρὰ Κυρίου</w:t>
       </w:r>
     </w:p>
     <w:p>
@@ -14663,6 +14884,23 @@
           <w:b/>
           <w:lang w:val="ar_AE" w:bidi="ar_AE"/>
         </w:rPr>
+        <w:t>ἐν τῇ χάριτι τῇ ἐν Χριστῷ Ἰησοῦ</w:t>
+      </w:r>
+    </w:p>
+    <w:p>
+      <w:pPr>
+        <w:bidi/>
+      </w:pPr>
+      <w:r>
+        <w:rPr>
+          <w:lang w:val="ar_AE" w:bidi="ar_AE"/>
+        </w:rPr>
+      </w:r>
+      <w:r>
+        <w:rPr>
+          <w:b/>
+          <w:lang w:val="ar_AE" w:bidi="ar_AE"/>
+        </w:rPr>
         <w:t>"</w:t>
       </w:r>
       <w:r>
@@ -16606,6 +16844,23 @@
           <w:b/>
           <w:lang w:val="ar_AE" w:bidi="ar_AE"/>
         </w:rPr>
+        <w:t>τῷ στρατολογήσαντι</w:t>
+      </w:r>
+    </w:p>
+    <w:p>
+      <w:pPr>
+        <w:bidi/>
+      </w:pPr>
+      <w:r>
+        <w:rPr>
+          <w:lang w:val="ar_AE" w:bidi="ar_AE"/>
+        </w:rPr>
+      </w:r>
+      <w:r>
+        <w:rPr>
+          <w:b/>
+          <w:lang w:val="ar_AE" w:bidi="ar_AE"/>
+        </w:rPr>
         <w:t>"</w:t>
       </w:r>
       <w:r>
@@ -17068,6 +17323,23 @@
           <w:b/>
           <w:lang w:val="ar_AE" w:bidi="ar_AE"/>
         </w:rPr>
+        <w:t>ἐὰν &amp; ἀθλῇ τις, οὐ στεφανοῦται, ἐὰν μὴ νομίμως ἀθλήσῃ</w:t>
+      </w:r>
+    </w:p>
+    <w:p>
+      <w:pPr>
+        <w:bidi/>
+      </w:pPr>
+      <w:r>
+        <w:rPr>
+          <w:lang w:val="ar_AE" w:bidi="ar_AE"/>
+        </w:rPr>
+      </w:r>
+      <w:r>
+        <w:rPr>
+          <w:b/>
+          <w:lang w:val="ar_AE" w:bidi="ar_AE"/>
+        </w:rPr>
         <w:t>"</w:t>
       </w:r>
       <w:r>
@@ -17307,6 +17579,23 @@
         <w:rPr>
           <w:lang w:val="ar_AE" w:bidi="ar_AE"/>
         </w:rPr>
+      </w:r>
+    </w:p>
+    <w:p>
+      <w:pPr>
+        <w:bidi/>
+      </w:pPr>
+      <w:r>
+        <w:rPr>
+          <w:lang w:val="ar_AE" w:bidi="ar_AE"/>
+        </w:rPr>
+      </w:r>
+      <w:r>
+        <w:rPr>
+          <w:b/>
+          <w:lang w:val="ar_AE" w:bidi="ar_AE"/>
+        </w:rPr>
+        <w:t>οὐ στεφανοῦται, ἐὰν μὴ νομίμως ἀθλήσῃ</w:t>
       </w:r>
     </w:p>
     <w:p>
@@ -18901,6 +19190,23 @@
           <w:b/>
           <w:lang w:val="ar_AE" w:bidi="ar_AE"/>
         </w:rPr>
+        <w:t>ἐγηγερμένον ἐκ νεκρῶν, ἐκ σπέρματος Δαυείδ</w:t>
+      </w:r>
+    </w:p>
+    <w:p>
+      <w:pPr>
+        <w:bidi/>
+      </w:pPr>
+      <w:r>
+        <w:rPr>
+          <w:lang w:val="ar_AE" w:bidi="ar_AE"/>
+        </w:rPr>
+      </w:r>
+      <w:r>
+        <w:rPr>
+          <w:b/>
+          <w:lang w:val="ar_AE" w:bidi="ar_AE"/>
+        </w:rPr>
         <w:t>"</w:t>
       </w:r>
       <w:r>
@@ -20975,6 +21281,23 @@
           <w:b/>
           <w:lang w:val="ar_AE" w:bidi="ar_AE"/>
         </w:rPr>
+        <w:t>καὶ αὐτοὶ σωτηρίας τύχωσιν τῆς ἐν Χριστῷ Ἰησοῦ</w:t>
+      </w:r>
+    </w:p>
+    <w:p>
+      <w:pPr>
+        <w:bidi/>
+      </w:pPr>
+      <w:r>
+        <w:rPr>
+          <w:lang w:val="ar_AE" w:bidi="ar_AE"/>
+        </w:rPr>
+      </w:r>
+      <w:r>
+        <w:rPr>
+          <w:b/>
+          <w:lang w:val="ar_AE" w:bidi="ar_AE"/>
+        </w:rPr>
         <w:t>"</w:t>
       </w:r>
       <w:r>
@@ -22220,6 +22543,23 @@
         <w:rPr>
           <w:lang w:val="ar_AE" w:bidi="ar_AE"/>
         </w:rPr>
+      </w:r>
+    </w:p>
+    <w:p>
+      <w:pPr>
+        <w:bidi/>
+      </w:pPr>
+      <w:r>
+        <w:rPr>
+          <w:lang w:val="ar_AE" w:bidi="ar_AE"/>
+        </w:rPr>
+      </w:r>
+      <w:r>
+        <w:rPr>
+          <w:b/>
+          <w:lang w:val="ar_AE" w:bidi="ar_AE"/>
+        </w:rPr>
+        <w:t>εἰ γὰρ συναπεθάνομεν, καὶ συνζήσομεν; εἰ ὑπομένομεν, καὶ συνβασιλεύσομεν; εἰ ἀρνησόμεθα, κἀκεῖνος ἀρνήσεται ἡμᾶς; εἰ ἀπιστοῦμεν, ἐκεῖνος πιστὸς μένει; ἀρνήσασθαι γὰρ ἑαυτὸν οὐ δύναται</w:t>
       </w:r>
     </w:p>
     <w:p>
@@ -23857,6 +24197,23 @@
           <w:b/>
           <w:lang w:val="ar_AE" w:bidi="ar_AE"/>
         </w:rPr>
+        <w:t>ἐπὶ καταστροφῇ τῶν ἀκουόντων</w:t>
+      </w:r>
+    </w:p>
+    <w:p>
+      <w:pPr>
+        <w:bidi/>
+      </w:pPr>
+      <w:r>
+        <w:rPr>
+          <w:lang w:val="ar_AE" w:bidi="ar_AE"/>
+        </w:rPr>
+      </w:r>
+      <w:r>
+        <w:rPr>
+          <w:b/>
+          <w:lang w:val="ar_AE" w:bidi="ar_AE"/>
+        </w:rPr>
         <w:t>"</w:t>
       </w:r>
       <w:r>
@@ -26412,6 +26769,23 @@
           <w:b/>
           <w:lang w:val="ar_AE" w:bidi="ar_AE"/>
         </w:rPr>
+        <w:t>Ὑμέναιος, καὶ Φίλητος</w:t>
+      </w:r>
+    </w:p>
+    <w:p>
+      <w:pPr>
+        <w:bidi/>
+      </w:pPr>
+      <w:r>
+        <w:rPr>
+          <w:lang w:val="ar_AE" w:bidi="ar_AE"/>
+        </w:rPr>
+      </w:r>
+      <w:r>
+        <w:rPr>
+          <w:b/>
+          <w:lang w:val="ar_AE" w:bidi="ar_AE"/>
+        </w:rPr>
         <w:t>"</w:t>
       </w:r>
       <w:r>
@@ -26823,6 +27197,23 @@
           <w:b/>
           <w:lang w:val="ar_AE" w:bidi="ar_AE"/>
         </w:rPr>
+        <w:t>ἀνάστασιν ἤδη γεγονέναι</w:t>
+      </w:r>
+    </w:p>
+    <w:p>
+      <w:pPr>
+        <w:bidi/>
+      </w:pPr>
+      <w:r>
+        <w:rPr>
+          <w:lang w:val="ar_AE" w:bidi="ar_AE"/>
+        </w:rPr>
+      </w:r>
+      <w:r>
+        <w:rPr>
+          <w:b/>
+          <w:lang w:val="ar_AE" w:bidi="ar_AE"/>
+        </w:rPr>
         <w:t>"</w:t>
       </w:r>
       <w:r>
@@ -27561,6 +27952,23 @@
         <w:rPr>
           <w:lang w:val="ar_AE" w:bidi="ar_AE"/>
         </w:rPr>
+      </w:r>
+    </w:p>
+    <w:p>
+      <w:pPr>
+        <w:bidi/>
+      </w:pPr>
+      <w:r>
+        <w:rPr>
+          <w:lang w:val="ar_AE" w:bidi="ar_AE"/>
+        </w:rPr>
+      </w:r>
+      <w:r>
+        <w:rPr>
+          <w:b/>
+          <w:lang w:val="ar_AE" w:bidi="ar_AE"/>
+        </w:rPr>
+        <w:t>ἔγνω Κύριος τοὺς ὄντας αὐτοῦ, καί, ἀποστήτω ἀπὸ ἀδικίας πᾶς ὁ ὀνομάζων τὸ ὄνομα Κυρίου</w:t>
       </w:r>
     </w:p>
     <w:p>
@@ -28116,6 +28524,23 @@
           <w:b/>
           <w:lang w:val="ar_AE" w:bidi="ar_AE"/>
         </w:rPr>
+        <w:t>ἀποστήτω &amp; πᾶς ὁ ὀνομάζων τὸ ὄνομα Κυρίου</w:t>
+      </w:r>
+    </w:p>
+    <w:p>
+      <w:pPr>
+        <w:bidi/>
+      </w:pPr>
+      <w:r>
+        <w:rPr>
+          <w:lang w:val="ar_AE" w:bidi="ar_AE"/>
+        </w:rPr>
+      </w:r>
+      <w:r>
+        <w:rPr>
+          <w:b/>
+          <w:lang w:val="ar_AE" w:bidi="ar_AE"/>
+        </w:rPr>
         <w:t>"</w:t>
       </w:r>
       <w:r>
@@ -28643,6 +29068,23 @@
           <w:b/>
           <w:lang w:val="ar_AE" w:bidi="ar_AE"/>
         </w:rPr>
+        <w:t>ἐν μεγάλῃ &amp; οἰκίᾳ, οὐκ ἔστιν μόνον σκεύη χρυσᾶ καὶ ἀργυρᾶ, ἀλλὰ καὶ ξύλινα καὶ ὀστράκινα; καὶ ἃ &amp; εἰς τιμὴν, ἃ δὲ εἰς ἀτιμίαν</w:t>
+      </w:r>
+    </w:p>
+    <w:p>
+      <w:pPr>
+        <w:bidi/>
+      </w:pPr>
+      <w:r>
+        <w:rPr>
+          <w:lang w:val="ar_AE" w:bidi="ar_AE"/>
+        </w:rPr>
+      </w:r>
+      <w:r>
+        <w:rPr>
+          <w:b/>
+          <w:lang w:val="ar_AE" w:bidi="ar_AE"/>
+        </w:rPr>
         <w:t>"</w:t>
       </w:r>
       <w:r>
@@ -29290,6 +29732,23 @@
         <w:rPr>
           <w:lang w:val="ar_AE" w:bidi="ar_AE"/>
         </w:rPr>
+      </w:r>
+    </w:p>
+    <w:p>
+      <w:pPr>
+        <w:bidi/>
+      </w:pPr>
+      <w:r>
+        <w:rPr>
+          <w:lang w:val="ar_AE" w:bidi="ar_AE"/>
+        </w:rPr>
+      </w:r>
+      <w:r>
+        <w:rPr>
+          <w:b/>
+          <w:lang w:val="ar_AE" w:bidi="ar_AE"/>
+        </w:rPr>
+        <w:t>ἐὰν &amp; τις ἐκκαθάρῃ ἑαυτὸν ἀπὸ τούτων, ἔσται σκεῦος εἰς τιμήν, ἡγιασμένον εὔχρηστον τῷ Δεσπότῃ, εἰς πᾶν ἔργον ἀγαθὸν ἡτοιμασμένον</w:t>
       </w:r>
     </w:p>
     <w:p>
@@ -31732,6 +32191,23 @@
           <w:b/>
           <w:lang w:val="ar_AE" w:bidi="ar_AE"/>
         </w:rPr>
+        <w:t>τὰς &amp; μωρὰς καὶ ἀπαιδεύτους ζητήσεις</w:t>
+      </w:r>
+    </w:p>
+    <w:p>
+      <w:pPr>
+        <w:bidi/>
+      </w:pPr>
+      <w:r>
+        <w:rPr>
+          <w:lang w:val="ar_AE" w:bidi="ar_AE"/>
+        </w:rPr>
+      </w:r>
+      <w:r>
+        <w:rPr>
+          <w:b/>
+          <w:lang w:val="ar_AE" w:bidi="ar_AE"/>
+        </w:rPr>
         <w:t>"</w:t>
       </w:r>
       <w:r>
@@ -33447,6 +33923,23 @@
           <w:b/>
           <w:lang w:val="ar_AE" w:bidi="ar_AE"/>
         </w:rPr>
+        <w:t>μήποτε δώῃ αὐτοῖς &amp; μετάνοιαν εἰς ἐπίγνωσιν ἀληθείας</w:t>
+      </w:r>
+    </w:p>
+    <w:p>
+      <w:pPr>
+        <w:bidi/>
+      </w:pPr>
+      <w:r>
+        <w:rPr>
+          <w:lang w:val="ar_AE" w:bidi="ar_AE"/>
+        </w:rPr>
+      </w:r>
+      <w:r>
+        <w:rPr>
+          <w:b/>
+          <w:lang w:val="ar_AE" w:bidi="ar_AE"/>
+        </w:rPr>
         <w:t>"</w:t>
       </w:r>
       <w:r>
@@ -33592,6 +34085,23 @@
           <w:b/>
           <w:lang w:val="ar_AE" w:bidi="ar_AE"/>
         </w:rPr>
+        <w:t>ἀνανήψωσιν ἐκ τῆς τοῦ διαβόλου παγίδος, ἐζωγρημένοι ὑπ’ αὐτοῦ, εἰς τὸ ἐκείνου θέλημα</w:t>
+      </w:r>
+    </w:p>
+    <w:p>
+      <w:pPr>
+        <w:bidi/>
+      </w:pPr>
+      <w:r>
+        <w:rPr>
+          <w:lang w:val="ar_AE" w:bidi="ar_AE"/>
+        </w:rPr>
+      </w:r>
+      <w:r>
+        <w:rPr>
+          <w:b/>
+          <w:lang w:val="ar_AE" w:bidi="ar_AE"/>
+        </w:rPr>
         <w:t>"</w:t>
       </w:r>
       <w:r>
@@ -33708,6 +34218,23 @@
         <w:rPr>
           <w:lang w:val="ar_AE" w:bidi="ar_AE"/>
         </w:rPr>
+      </w:r>
+    </w:p>
+    <w:p>
+      <w:pPr>
+        <w:bidi/>
+      </w:pPr>
+      <w:r>
+        <w:rPr>
+          <w:lang w:val="ar_AE" w:bidi="ar_AE"/>
+        </w:rPr>
+      </w:r>
+      <w:r>
+        <w:rPr>
+          <w:b/>
+          <w:lang w:val="ar_AE" w:bidi="ar_AE"/>
+        </w:rPr>
+        <w:t>ἀνανήψωσιν ἐκ τῆς τοῦ διαβόλου παγίδος</w:t>
       </w:r>
     </w:p>
     <w:p>
@@ -36068,6 +36595,23 @@
           <w:b/>
           <w:lang w:val="ar_AE" w:bidi="ar_AE"/>
         </w:rPr>
+        <w:t>ἔχοντες μόρφωσιν εὐσεβείας, τὴν δὲ δύναμιν αὐτῆς ἠρνημένοι</w:t>
+      </w:r>
+    </w:p>
+    <w:p>
+      <w:pPr>
+        <w:bidi/>
+      </w:pPr>
+      <w:r>
+        <w:rPr>
+          <w:lang w:val="ar_AE" w:bidi="ar_AE"/>
+        </w:rPr>
+      </w:r>
+      <w:r>
+        <w:rPr>
+          <w:b/>
+          <w:lang w:val="ar_AE" w:bidi="ar_AE"/>
+        </w:rPr>
         <w:t>"</w:t>
       </w:r>
       <w:r>
@@ -38036,6 +38580,23 @@
           <w:b/>
           <w:lang w:val="ar_AE" w:bidi="ar_AE"/>
         </w:rPr>
+        <w:t>ἀγόμενα ἐπιθυμίαις ποικίλαις</w:t>
+      </w:r>
+    </w:p>
+    <w:p>
+      <w:pPr>
+        <w:bidi/>
+      </w:pPr>
+      <w:r>
+        <w:rPr>
+          <w:lang w:val="ar_AE" w:bidi="ar_AE"/>
+        </w:rPr>
+      </w:r>
+      <w:r>
+        <w:rPr>
+          <w:b/>
+          <w:lang w:val="ar_AE" w:bidi="ar_AE"/>
+        </w:rPr>
         <w:t>"</w:t>
       </w:r>
       <w:r>
@@ -38756,6 +39317,23 @@
           <w:b/>
           <w:lang w:val="ar_AE" w:bidi="ar_AE"/>
         </w:rPr>
+        <w:t>Ἰάννης καὶ Ἰαμβρῆς</w:t>
+      </w:r>
+    </w:p>
+    <w:p>
+      <w:pPr>
+        <w:bidi/>
+      </w:pPr>
+      <w:r>
+        <w:rPr>
+          <w:lang w:val="ar_AE" w:bidi="ar_AE"/>
+        </w:rPr>
+      </w:r>
+      <w:r>
+        <w:rPr>
+          <w:b/>
+          <w:lang w:val="ar_AE" w:bidi="ar_AE"/>
+        </w:rPr>
         <w:t>"ينيس ويمبريس"</w:t>
       </w:r>
     </w:p>
@@ -41321,6 +41899,23 @@
           <w:b/>
           <w:lang w:val="ar_AE" w:bidi="ar_AE"/>
         </w:rPr>
+        <w:t>μου τῇ διδασκαλίᾳ, τῇ ἀγωγῇ, τῇ προθέσει, τῇ πίστει, τῇ μακροθυμίᾳ, τῇ ἀγάπῃ, τῇ ὑπομονῇ, τοῖς διωγμοῖς, τοῖς παθήμασιν, οἷά</w:t>
+      </w:r>
+    </w:p>
+    <w:p>
+      <w:pPr>
+        <w:bidi/>
+      </w:pPr>
+      <w:r>
+        <w:rPr>
+          <w:lang w:val="ar_AE" w:bidi="ar_AE"/>
+        </w:rPr>
+      </w:r>
+      <w:r>
+        <w:rPr>
+          <w:b/>
+          <w:lang w:val="ar_AE" w:bidi="ar_AE"/>
+        </w:rPr>
         <w:t>"</w:t>
       </w:r>
       <w:r>
@@ -41765,6 +42360,23 @@
           <w:b/>
           <w:lang w:val="ar_AE" w:bidi="ar_AE"/>
         </w:rPr>
+        <w:t>οἵους διωγμοὺς ὑπήνεγκα</w:t>
+      </w:r>
+    </w:p>
+    <w:p>
+      <w:pPr>
+        <w:bidi/>
+      </w:pPr>
+      <w:r>
+        <w:rPr>
+          <w:lang w:val="ar_AE" w:bidi="ar_AE"/>
+        </w:rPr>
+      </w:r>
+      <w:r>
+        <w:rPr>
+          <w:b/>
+          <w:lang w:val="ar_AE" w:bidi="ar_AE"/>
+        </w:rPr>
         <w:t>"</w:t>
       </w:r>
       <w:r>
@@ -42154,6 +42766,23 @@
           <w:b/>
           <w:lang w:val="ar_AE" w:bidi="ar_AE"/>
         </w:rPr>
+        <w:t>πάντες &amp; οἱ θέλοντες ζῆν εὐσεβῶς ἐν Χριστῷ Ἰησοῦ διωχθήσονται</w:t>
+      </w:r>
+    </w:p>
+    <w:p>
+      <w:pPr>
+        <w:bidi/>
+      </w:pPr>
+      <w:r>
+        <w:rPr>
+          <w:lang w:val="ar_AE" w:bidi="ar_AE"/>
+        </w:rPr>
+      </w:r>
+      <w:r>
+        <w:rPr>
+          <w:b/>
+          <w:lang w:val="ar_AE" w:bidi="ar_AE"/>
+        </w:rPr>
         <w:t>"</w:t>
       </w:r>
       <w:r>
@@ -43600,6 +44229,23 @@
           <w:b/>
           <w:lang w:val="ar_AE" w:bidi="ar_AE"/>
         </w:rPr>
+        <w:t>μένε ἐν οἷς ἔμαθες καὶ ἐπιστώθης, εἰδὼς παρὰ τίνων ἔμαθες</w:t>
+      </w:r>
+    </w:p>
+    <w:p>
+      <w:pPr>
+        <w:bidi/>
+      </w:pPr>
+      <w:r>
+        <w:rPr>
+          <w:lang w:val="ar_AE" w:bidi="ar_AE"/>
+        </w:rPr>
+      </w:r>
+      <w:r>
+        <w:rPr>
+          <w:b/>
+          <w:lang w:val="ar_AE" w:bidi="ar_AE"/>
+        </w:rPr>
         <w:t>"</w:t>
       </w:r>
       <w:r>
@@ -44224,6 +44870,23 @@
           <w:b/>
           <w:lang w:val="ar_AE" w:bidi="ar_AE"/>
         </w:rPr>
+        <w:t>εἰς σωτηρίαν διὰ πίστεως τῆς ἐν Χριστῷ Ἰησοῦ</w:t>
+      </w:r>
+    </w:p>
+    <w:p>
+      <w:pPr>
+        <w:bidi/>
+      </w:pPr>
+      <w:r>
+        <w:rPr>
+          <w:lang w:val="ar_AE" w:bidi="ar_AE"/>
+        </w:rPr>
+      </w:r>
+      <w:r>
+        <w:rPr>
+          <w:b/>
+          <w:lang w:val="ar_AE" w:bidi="ar_AE"/>
+        </w:rPr>
         <w:t>"</w:t>
       </w:r>
       <w:r>
@@ -44557,6 +45220,23 @@
           <w:b/>
           <w:lang w:val="ar_AE" w:bidi="ar_AE"/>
         </w:rPr>
+        <w:t>πᾶσα Γραφὴ θεόπνευστος καὶ ὠφέλιμος</w:t>
+      </w:r>
+    </w:p>
+    <w:p>
+      <w:pPr>
+        <w:bidi/>
+      </w:pPr>
+      <w:r>
+        <w:rPr>
+          <w:lang w:val="ar_AE" w:bidi="ar_AE"/>
+        </w:rPr>
+      </w:r>
+      <w:r>
+        <w:rPr>
+          <w:b/>
+          <w:lang w:val="ar_AE" w:bidi="ar_AE"/>
+        </w:rPr>
         <w:t>"</w:t>
       </w:r>
       <w:r>
@@ -45136,6 +45816,23 @@
           <w:b/>
           <w:lang w:val="ar_AE" w:bidi="ar_AE"/>
         </w:rPr>
+        <w:t>πρὸς διδασκαλίαν, πρὸς ἐλεγμόν, πρὸς ἐπανόρθωσιν, πρὸς παιδείαν τὴν ἐν δικαιοσύνῃ</w:t>
+      </w:r>
+    </w:p>
+    <w:p>
+      <w:pPr>
+        <w:bidi/>
+      </w:pPr>
+      <w:r>
+        <w:rPr>
+          <w:lang w:val="ar_AE" w:bidi="ar_AE"/>
+        </w:rPr>
+      </w:r>
+      <w:r>
+        <w:rPr>
+          <w:b/>
+          <w:lang w:val="ar_AE" w:bidi="ar_AE"/>
+        </w:rPr>
         <w:t>"</w:t>
       </w:r>
       <w:r>
@@ -47466,6 +48163,23 @@
           <w:b/>
           <w:lang w:val="ar_AE" w:bidi="ar_AE"/>
         </w:rPr>
+        <w:t>ἔσται &amp; καιρὸς ὅτε</w:t>
+      </w:r>
+    </w:p>
+    <w:p>
+      <w:pPr>
+        <w:bidi/>
+      </w:pPr>
+      <w:r>
+        <w:rPr>
+          <w:lang w:val="ar_AE" w:bidi="ar_AE"/>
+        </w:rPr>
+      </w:r>
+      <w:r>
+        <w:rPr>
+          <w:b/>
+          <w:lang w:val="ar_AE" w:bidi="ar_AE"/>
+        </w:rPr>
         <w:t>"</w:t>
       </w:r>
       <w:r>
@@ -47981,6 +48695,23 @@
         <w:rPr>
           <w:lang w:val="ar_AE" w:bidi="ar_AE"/>
         </w:rPr>
+      </w:r>
+    </w:p>
+    <w:p>
+      <w:pPr>
+        <w:bidi/>
+      </w:pPr>
+      <w:r>
+        <w:rPr>
+          <w:lang w:val="ar_AE" w:bidi="ar_AE"/>
+        </w:rPr>
+      </w:r>
+      <w:r>
+        <w:rPr>
+          <w:b/>
+          <w:lang w:val="ar_AE" w:bidi="ar_AE"/>
+        </w:rPr>
+        <w:t>κατὰ τὰς ἰδίας ἐπιθυμίας, ἑαυτοῖς ἐπισωρεύσουσιν διδασκάλους</w:t>
       </w:r>
     </w:p>
     <w:p>
@@ -49615,6 +50346,23 @@
           <w:b/>
           <w:lang w:val="ar_AE" w:bidi="ar_AE"/>
         </w:rPr>
+        <w:t>ἐν πᾶσιν</w:t>
+      </w:r>
+    </w:p>
+    <w:p>
+      <w:pPr>
+        <w:bidi/>
+      </w:pPr>
+      <w:r>
+        <w:rPr>
+          <w:lang w:val="ar_AE" w:bidi="ar_AE"/>
+        </w:rPr>
+      </w:r>
+      <w:r>
+        <w:rPr>
+          <w:b/>
+          <w:lang w:val="ar_AE" w:bidi="ar_AE"/>
+        </w:rPr>
         <w:t>"</w:t>
       </w:r>
       <w:r>
@@ -52708,6 +53456,23 @@
           <w:b/>
           <w:lang w:val="ar_AE" w:bidi="ar_AE"/>
         </w:rPr>
+        <w:t>σπούδασον ἐλθεῖν &amp; ταχέως</w:t>
+      </w:r>
+    </w:p>
+    <w:p>
+      <w:pPr>
+        <w:bidi/>
+      </w:pPr>
+      <w:r>
+        <w:rPr>
+          <w:lang w:val="ar_AE" w:bidi="ar_AE"/>
+        </w:rPr>
+      </w:r>
+      <w:r>
+        <w:rPr>
+          <w:b/>
+          <w:lang w:val="ar_AE" w:bidi="ar_AE"/>
+        </w:rPr>
         <w:t>"بَادِرْ أَنْ تَجِيءَ"</w:t>
       </w:r>
       <w:r>
@@ -53090,6 +53855,23 @@
           <w:b/>
           <w:lang w:val="ar_AE" w:bidi="ar_AE"/>
         </w:rPr>
+        <w:t>Δημᾶς &amp; Κρήσκης</w:t>
+      </w:r>
+    </w:p>
+    <w:p>
+      <w:pPr>
+        <w:bidi/>
+      </w:pPr>
+      <w:r>
+        <w:rPr>
+          <w:lang w:val="ar_AE" w:bidi="ar_AE"/>
+        </w:rPr>
+      </w:r>
+      <w:r>
+        <w:rPr>
+          <w:b/>
+          <w:lang w:val="ar_AE" w:bidi="ar_AE"/>
+        </w:rPr>
         <w:t>"ديماس"</w:t>
       </w:r>
       <w:r>
@@ -54492,6 +55274,23 @@
           <w:b/>
           <w:lang w:val="ar_AE" w:bidi="ar_AE"/>
         </w:rPr>
+        <w:t>Κάρπῳ</w:t>
+      </w:r>
+    </w:p>
+    <w:p>
+      <w:pPr>
+        <w:bidi/>
+      </w:pPr>
+      <w:r>
+        <w:rPr>
+          <w:lang w:val="ar_AE" w:bidi="ar_AE"/>
+        </w:rPr>
+      </w:r>
+      <w:r>
+        <w:rPr>
+          <w:b/>
+          <w:lang w:val="ar_AE" w:bidi="ar_AE"/>
+        </w:rPr>
         <w:t>"</w:t>
       </w:r>
       <w:r>
@@ -55181,6 +55980,23 @@
           <w:b/>
           <w:lang w:val="ar_AE" w:bidi="ar_AE"/>
         </w:rPr>
+        <w:t>Ἀλέξανδρος</w:t>
+      </w:r>
+    </w:p>
+    <w:p>
+      <w:pPr>
+        <w:bidi/>
+      </w:pPr>
+      <w:r>
+        <w:rPr>
+          <w:lang w:val="ar_AE" w:bidi="ar_AE"/>
+        </w:rPr>
+      </w:r>
+      <w:r>
+        <w:rPr>
+          <w:b/>
+          <w:lang w:val="ar_AE" w:bidi="ar_AE"/>
+        </w:rPr>
         <w:t>"</w:t>
       </w:r>
       <w:r>
@@ -55563,6 +56379,23 @@
         <w:rPr>
           <w:lang w:val="ar_AE" w:bidi="ar_AE"/>
         </w:rPr>
+      </w:r>
+    </w:p>
+    <w:p>
+      <w:pPr>
+        <w:bidi/>
+      </w:pPr>
+      <w:r>
+        <w:rPr>
+          <w:lang w:val="ar_AE" w:bidi="ar_AE"/>
+        </w:rPr>
+      </w:r>
+      <w:r>
+        <w:rPr>
+          <w:b/>
+          <w:lang w:val="ar_AE" w:bidi="ar_AE"/>
+        </w:rPr>
+        <w:t>ὃν καὶ σὺ φυλάσσου, λίαν γὰρ ἀντέστη τοῖς ἡμετέροις λόγοις</w:t>
       </w:r>
     </w:p>
     <w:p>
@@ -56804,6 +57637,23 @@
           <w:b/>
           <w:lang w:val="ar_AE" w:bidi="ar_AE"/>
         </w:rPr>
+        <w:t>δι’ ἐμοῦ τὸ κήρυγμα πληροφορηθῇ</w:t>
+      </w:r>
+    </w:p>
+    <w:p>
+      <w:pPr>
+        <w:bidi/>
+      </w:pPr>
+      <w:r>
+        <w:rPr>
+          <w:lang w:val="ar_AE" w:bidi="ar_AE"/>
+        </w:rPr>
+      </w:r>
+      <w:r>
+        <w:rPr>
+          <w:b/>
+          <w:lang w:val="ar_AE" w:bidi="ar_AE"/>
+        </w:rPr>
         <w:t>"</w:t>
       </w:r>
       <w:r>
@@ -57046,6 +57896,23 @@
           <w:b/>
           <w:lang w:val="ar_AE" w:bidi="ar_AE"/>
         </w:rPr>
+        <w:t>τὸ κήρυγμα πληροφορηθῇ</w:t>
+      </w:r>
+    </w:p>
+    <w:p>
+      <w:pPr>
+        <w:bidi/>
+      </w:pPr>
+      <w:r>
+        <w:rPr>
+          <w:lang w:val="ar_AE" w:bidi="ar_AE"/>
+        </w:rPr>
+      </w:r>
+      <w:r>
+        <w:rPr>
+          <w:b/>
+          <w:lang w:val="ar_AE" w:bidi="ar_AE"/>
+        </w:rPr>
         <w:t>"</w:t>
       </w:r>
       <w:r>
@@ -57913,6 +58780,23 @@
         <w:rPr>
           <w:lang w:val="ar_AE" w:bidi="ar_AE"/>
         </w:rPr>
+      </w:r>
+    </w:p>
+    <w:p>
+      <w:pPr>
+        <w:bidi/>
+      </w:pPr>
+      <w:r>
+        <w:rPr>
+          <w:lang w:val="ar_AE" w:bidi="ar_AE"/>
+        </w:rPr>
+      </w:r>
+      <w:r>
+        <w:rPr>
+          <w:b/>
+          <w:lang w:val="ar_AE" w:bidi="ar_AE"/>
+        </w:rPr>
+        <w:t>Ὀνησιφόρου</w:t>
       </w:r>
     </w:p>
     <w:p>
@@ -58060,6 +58944,23 @@
           <w:b/>
           <w:lang w:val="ar_AE" w:bidi="ar_AE"/>
         </w:rPr>
+        <w:t>Ἔραστος &amp; Τρόφιμον</w:t>
+      </w:r>
+    </w:p>
+    <w:p>
+      <w:pPr>
+        <w:bidi/>
+      </w:pPr>
+      <w:r>
+        <w:rPr>
+          <w:lang w:val="ar_AE" w:bidi="ar_AE"/>
+        </w:rPr>
+      </w:r>
+      <w:r>
+        <w:rPr>
+          <w:b/>
+          <w:lang w:val="ar_AE" w:bidi="ar_AE"/>
+        </w:rPr>
         <w:t>"</w:t>
       </w:r>
       <w:r>
@@ -58336,6 +59237,23 @@
           <w:b/>
           <w:lang w:val="ar_AE" w:bidi="ar_AE"/>
         </w:rPr>
+        <w:t>σπούδασον &amp; ἐλθεῖν</w:t>
+      </w:r>
+    </w:p>
+    <w:p>
+      <w:pPr>
+        <w:bidi/>
+      </w:pPr>
+      <w:r>
+        <w:rPr>
+          <w:lang w:val="ar_AE" w:bidi="ar_AE"/>
+        </w:rPr>
+      </w:r>
+      <w:r>
+        <w:rPr>
+          <w:b/>
+          <w:lang w:val="ar_AE" w:bidi="ar_AE"/>
+        </w:rPr>
         <w:t>"</w:t>
       </w:r>
       <w:r>
@@ -58640,6 +59558,23 @@
           <w:b/>
           <w:lang w:val="ar_AE" w:bidi="ar_AE"/>
         </w:rPr>
+        <w:t>ἀσπάζεταί σε Εὔβουλος, καὶ Πούδης, καὶ Λίνος, καὶ Κλαυδία, καὶ οἱ ἀδελφοὶ</w:t>
+      </w:r>
+    </w:p>
+    <w:p>
+      <w:pPr>
+        <w:bidi/>
+      </w:pPr>
+      <w:r>
+        <w:rPr>
+          <w:lang w:val="ar_AE" w:bidi="ar_AE"/>
+        </w:rPr>
+      </w:r>
+      <w:r>
+        <w:rPr>
+          <w:b/>
+          <w:lang w:val="ar_AE" w:bidi="ar_AE"/>
+        </w:rPr>
         <w:t>"</w:t>
       </w:r>
       <w:r>
@@ -58749,6 +59684,23 @@
       </w:r>
       <w:r>
         <w:rPr>
+          <w:b/>
+          <w:lang w:val="ar_AE" w:bidi="ar_AE"/>
+        </w:rPr>
+        <w:t>Εὔβουλος &amp; Πούδης &amp; Λίνος</w:t>
+      </w:r>
+    </w:p>
+    <w:p>
+      <w:pPr>
+        <w:bidi/>
+      </w:pPr>
+      <w:r>
+        <w:rPr>
+          <w:lang w:val="ar_AE" w:bidi="ar_AE"/>
+        </w:rPr>
+      </w:r>
+      <w:r>
+        <w:rPr>
           <w:lang w:val="ar_AE" w:bidi="ar_AE"/>
         </w:rPr>
         <w:t>"</w:t>
@@ -58905,6 +59857,23 @@
         <w:rPr>
           <w:lang w:val="ar_AE" w:bidi="ar_AE"/>
         </w:rPr>
+      </w:r>
+    </w:p>
+    <w:p>
+      <w:pPr>
+        <w:bidi/>
+      </w:pPr>
+      <w:r>
+        <w:rPr>
+          <w:lang w:val="ar_AE" w:bidi="ar_AE"/>
+        </w:rPr>
+      </w:r>
+      <w:r>
+        <w:rPr>
+          <w:b/>
+          <w:lang w:val="ar_AE" w:bidi="ar_AE"/>
+        </w:rPr>
+        <w:t>Κλαυδία</w:t>
       </w:r>
     </w:p>
     <w:p>
